--- a/Kawser Hamid CV.docx
+++ b/Kawser Hamid CV.docx
@@ -25,6 +25,16 @@
       <w:pPr>
         <w:spacing w:after="120"/>
       </w:pPr>
+      <w:r>
+        <w:rPr>
+          <w:b/>
+          <w:bCs/>
+          <w:color w:val="1B6B42"/>
+          <w:sz w:val="28"/>
+          <w:szCs w:val="28"/>
+        </w:rPr>
+        <w:t xml:space="preserve">Senior </w:t>
+      </w:r>
       <w:r>
         <w:rPr>
           <w:b/>
@@ -225,12 +235,6 @@
         <w:gridCol w:w="9626"/>
       </w:tblGrid>
       <w:tr>
-        <w:tblPrEx>
-          <w:tblCellMar>
-            <w:top w:w="0" w:type="dxa"/>
-            <w:bottom w:w="0" w:type="dxa"/>
-          </w:tblCellMar>
-        </w:tblPrEx>
         <w:tc>
           <w:tcPr>
             <w:tcW w:w="120" w:type="dxa"/>
@@ -308,12 +312,6 @@
         <w:gridCol w:w="8046"/>
       </w:tblGrid>
       <w:tr>
-        <w:tblPrEx>
-          <w:tblCellMar>
-            <w:top w:w="0" w:type="dxa"/>
-            <w:bottom w:w="0" w:type="dxa"/>
-          </w:tblCellMar>
-        </w:tblPrEx>
         <w:tc>
           <w:tcPr>
             <w:tcW w:w="1700" w:type="dxa"/>
@@ -448,12 +446,6 @@
         </w:tc>
       </w:tr>
       <w:tr>
-        <w:tblPrEx>
-          <w:tblCellMar>
-            <w:top w:w="0" w:type="dxa"/>
-            <w:bottom w:w="0" w:type="dxa"/>
-          </w:tblCellMar>
-        </w:tblPrEx>
         <w:tc>
           <w:tcPr>
             <w:tcW w:w="1700" w:type="dxa"/>
@@ -588,12 +580,6 @@
         </w:tc>
       </w:tr>
       <w:tr>
-        <w:tblPrEx>
-          <w:tblCellMar>
-            <w:top w:w="0" w:type="dxa"/>
-            <w:bottom w:w="0" w:type="dxa"/>
-          </w:tblCellMar>
-        </w:tblPrEx>
         <w:tc>
           <w:tcPr>
             <w:tcW w:w="1700" w:type="dxa"/>
@@ -712,12 +698,6 @@
         </w:tc>
       </w:tr>
       <w:tr>
-        <w:tblPrEx>
-          <w:tblCellMar>
-            <w:top w:w="0" w:type="dxa"/>
-            <w:bottom w:w="0" w:type="dxa"/>
-          </w:tblCellMar>
-        </w:tblPrEx>
         <w:tc>
           <w:tcPr>
             <w:tcW w:w="1700" w:type="dxa"/>
@@ -859,12 +839,6 @@
         </w:tc>
       </w:tr>
       <w:tr>
-        <w:tblPrEx>
-          <w:tblCellMar>
-            <w:top w:w="0" w:type="dxa"/>
-            <w:bottom w:w="0" w:type="dxa"/>
-          </w:tblCellMar>
-        </w:tblPrEx>
         <w:tc>
           <w:tcPr>
             <w:tcW w:w="1700" w:type="dxa"/>
@@ -983,12 +957,6 @@
         </w:tc>
       </w:tr>
       <w:tr>
-        <w:tblPrEx>
-          <w:tblCellMar>
-            <w:top w:w="0" w:type="dxa"/>
-            <w:bottom w:w="0" w:type="dxa"/>
-          </w:tblCellMar>
-        </w:tblPrEx>
         <w:tc>
           <w:tcPr>
             <w:tcW w:w="1700" w:type="dxa"/>
@@ -1082,12 +1050,6 @@
         </w:tc>
       </w:tr>
       <w:tr>
-        <w:tblPrEx>
-          <w:tblCellMar>
-            <w:top w:w="0" w:type="dxa"/>
-            <w:bottom w:w="0" w:type="dxa"/>
-          </w:tblCellMar>
-        </w:tblPrEx>
         <w:tc>
           <w:tcPr>
             <w:tcW w:w="1700" w:type="dxa"/>
@@ -1222,12 +1184,6 @@
         </w:tc>
       </w:tr>
       <w:tr>
-        <w:tblPrEx>
-          <w:tblCellMar>
-            <w:top w:w="0" w:type="dxa"/>
-            <w:bottom w:w="0" w:type="dxa"/>
-          </w:tblCellMar>
-        </w:tblPrEx>
         <w:tc>
           <w:tcPr>
             <w:tcW w:w="1700" w:type="dxa"/>
@@ -1369,12 +1325,6 @@
         </w:tc>
       </w:tr>
       <w:tr>
-        <w:tblPrEx>
-          <w:tblCellMar>
-            <w:top w:w="0" w:type="dxa"/>
-            <w:bottom w:w="0" w:type="dxa"/>
-          </w:tblCellMar>
-        </w:tblPrEx>
         <w:tc>
           <w:tcPr>
             <w:tcW w:w="1700" w:type="dxa"/>
@@ -1575,12 +1525,6 @@
         </w:tc>
       </w:tr>
       <w:tr>
-        <w:tblPrEx>
-          <w:tblCellMar>
-            <w:top w:w="0" w:type="dxa"/>
-            <w:bottom w:w="0" w:type="dxa"/>
-          </w:tblCellMar>
-        </w:tblPrEx>
         <w:tc>
           <w:tcPr>
             <w:tcW w:w="1700" w:type="dxa"/>
@@ -1737,12 +1681,6 @@
         <w:gridCol w:w="9626"/>
       </w:tblGrid>
       <w:tr>
-        <w:tblPrEx>
-          <w:tblCellMar>
-            <w:top w:w="0" w:type="dxa"/>
-            <w:bottom w:w="0" w:type="dxa"/>
-          </w:tblCellMar>
-        </w:tblPrEx>
         <w:tc>
           <w:tcPr>
             <w:tcW w:w="120" w:type="dxa"/>
@@ -1820,12 +1758,6 @@
         <w:gridCol w:w="1800"/>
       </w:tblGrid>
       <w:tr>
-        <w:tblPrEx>
-          <w:tblCellMar>
-            <w:top w:w="0" w:type="dxa"/>
-            <w:bottom w:w="0" w:type="dxa"/>
-          </w:tblCellMar>
-        </w:tblPrEx>
         <w:tc>
           <w:tcPr>
             <w:tcW w:w="7946" w:type="dxa"/>
@@ -2055,12 +1987,6 @@
         <w:gridCol w:w="1800"/>
       </w:tblGrid>
       <w:tr>
-        <w:tblPrEx>
-          <w:tblCellMar>
-            <w:top w:w="0" w:type="dxa"/>
-            <w:bottom w:w="0" w:type="dxa"/>
-          </w:tblCellMar>
-        </w:tblPrEx>
         <w:tc>
           <w:tcPr>
             <w:tcW w:w="7946" w:type="dxa"/>
@@ -2194,7 +2120,23 @@
           <w:sz w:val="19"/>
           <w:szCs w:val="19"/>
         </w:rPr>
-        <w:t>Led design and delivery of FSMMS — national food procurement, stock management, and real-time market price monitoring platform serving 7M+ beneficiaries. Stack: Java Spring Boot, Angular, Oracle, Redis, Kafka.</w:t>
+        <w:t xml:space="preserve">Led design and delivery of FSMMS — national food procurement, stock management, and real-time market price monitoring platform serving 7M+ beneficiaries. Stack: Java Spring Boot, </w:t>
+      </w:r>
+      <w:r>
+        <w:rPr>
+          <w:color w:val="5C6170"/>
+          <w:sz w:val="19"/>
+          <w:szCs w:val="19"/>
+        </w:rPr>
+        <w:t>React.js</w:t>
+      </w:r>
+      <w:r>
+        <w:rPr>
+          <w:color w:val="5C6170"/>
+          <w:sz w:val="19"/>
+          <w:szCs w:val="19"/>
+        </w:rPr>
+        <w:t>, Oracle, Redis, Kafka.</w:t>
       </w:r>
     </w:p>
     <w:p>
@@ -2318,12 +2260,6 @@
         <w:gridCol w:w="1800"/>
       </w:tblGrid>
       <w:tr>
-        <w:tblPrEx>
-          <w:tblCellMar>
-            <w:top w:w="0" w:type="dxa"/>
-            <w:bottom w:w="0" w:type="dxa"/>
-          </w:tblCellMar>
-        </w:tblPrEx>
         <w:tc>
           <w:tcPr>
             <w:tcW w:w="7946" w:type="dxa"/>
@@ -2575,12 +2511,6 @@
         <w:gridCol w:w="1800"/>
       </w:tblGrid>
       <w:tr>
-        <w:tblPrEx>
-          <w:tblCellMar>
-            <w:top w:w="0" w:type="dxa"/>
-            <w:bottom w:w="0" w:type="dxa"/>
-          </w:tblCellMar>
-        </w:tblPrEx>
         <w:tc>
           <w:tcPr>
             <w:tcW w:w="7946" w:type="dxa"/>
@@ -2738,12 +2668,6 @@
         <w:gridCol w:w="1800"/>
       </w:tblGrid>
       <w:tr>
-        <w:tblPrEx>
-          <w:tblCellMar>
-            <w:top w:w="0" w:type="dxa"/>
-            <w:bottom w:w="0" w:type="dxa"/>
-          </w:tblCellMar>
-        </w:tblPrEx>
         <w:tc>
           <w:tcPr>
             <w:tcW w:w="7946" w:type="dxa"/>
@@ -2883,12 +2807,6 @@
         <w:gridCol w:w="9626"/>
       </w:tblGrid>
       <w:tr>
-        <w:tblPrEx>
-          <w:tblCellMar>
-            <w:top w:w="0" w:type="dxa"/>
-            <w:bottom w:w="0" w:type="dxa"/>
-          </w:tblCellMar>
-        </w:tblPrEx>
         <w:tc>
           <w:tcPr>
             <w:tcW w:w="120" w:type="dxa"/>
@@ -2966,12 +2884,6 @@
         <w:gridCol w:w="9666"/>
       </w:tblGrid>
       <w:tr>
-        <w:tblPrEx>
-          <w:tblCellMar>
-            <w:top w:w="0" w:type="dxa"/>
-            <w:bottom w:w="0" w:type="dxa"/>
-          </w:tblCellMar>
-        </w:tblPrEx>
         <w:tc>
           <w:tcPr>
             <w:tcW w:w="80" w:type="dxa"/>
@@ -3136,12 +3048,6 @@
         <w:gridCol w:w="9666"/>
       </w:tblGrid>
       <w:tr>
-        <w:tblPrEx>
-          <w:tblCellMar>
-            <w:top w:w="0" w:type="dxa"/>
-            <w:bottom w:w="0" w:type="dxa"/>
-          </w:tblCellMar>
-        </w:tblPrEx>
         <w:tc>
           <w:tcPr>
             <w:tcW w:w="80" w:type="dxa"/>
@@ -3294,12 +3200,6 @@
         <w:gridCol w:w="9666"/>
       </w:tblGrid>
       <w:tr>
-        <w:tblPrEx>
-          <w:tblCellMar>
-            <w:top w:w="0" w:type="dxa"/>
-            <w:bottom w:w="0" w:type="dxa"/>
-          </w:tblCellMar>
-        </w:tblPrEx>
         <w:tc>
           <w:tcPr>
             <w:tcW w:w="80" w:type="dxa"/>
@@ -3522,12 +3422,6 @@
         <w:gridCol w:w="9666"/>
       </w:tblGrid>
       <w:tr>
-        <w:tblPrEx>
-          <w:tblCellMar>
-            <w:top w:w="0" w:type="dxa"/>
-            <w:bottom w:w="0" w:type="dxa"/>
-          </w:tblCellMar>
-        </w:tblPrEx>
         <w:tc>
           <w:tcPr>
             <w:tcW w:w="80" w:type="dxa"/>
@@ -3692,12 +3586,6 @@
         <w:gridCol w:w="9666"/>
       </w:tblGrid>
       <w:tr>
-        <w:tblPrEx>
-          <w:tblCellMar>
-            <w:top w:w="0" w:type="dxa"/>
-            <w:bottom w:w="0" w:type="dxa"/>
-          </w:tblCellMar>
-        </w:tblPrEx>
         <w:tc>
           <w:tcPr>
             <w:tcW w:w="80" w:type="dxa"/>
@@ -3902,12 +3790,6 @@
         <w:gridCol w:w="9666"/>
       </w:tblGrid>
       <w:tr>
-        <w:tblPrEx>
-          <w:tblCellMar>
-            <w:top w:w="0" w:type="dxa"/>
-            <w:bottom w:w="0" w:type="dxa"/>
-          </w:tblCellMar>
-        </w:tblPrEx>
         <w:tc>
           <w:tcPr>
             <w:tcW w:w="80" w:type="dxa"/>
@@ -4072,12 +3954,6 @@
         <w:gridCol w:w="9666"/>
       </w:tblGrid>
       <w:tr>
-        <w:tblPrEx>
-          <w:tblCellMar>
-            <w:top w:w="0" w:type="dxa"/>
-            <w:bottom w:w="0" w:type="dxa"/>
-          </w:tblCellMar>
-        </w:tblPrEx>
         <w:tc>
           <w:tcPr>
             <w:tcW w:w="80" w:type="dxa"/>
@@ -4230,12 +4106,6 @@
         <w:gridCol w:w="9666"/>
       </w:tblGrid>
       <w:tr>
-        <w:tblPrEx>
-          <w:tblCellMar>
-            <w:top w:w="0" w:type="dxa"/>
-            <w:bottom w:w="0" w:type="dxa"/>
-          </w:tblCellMar>
-        </w:tblPrEx>
         <w:tc>
           <w:tcPr>
             <w:tcW w:w="80" w:type="dxa"/>
@@ -4426,12 +4296,6 @@
         <w:gridCol w:w="9666"/>
       </w:tblGrid>
       <w:tr>
-        <w:tblPrEx>
-          <w:tblCellMar>
-            <w:top w:w="0" w:type="dxa"/>
-            <w:bottom w:w="0" w:type="dxa"/>
-          </w:tblCellMar>
-        </w:tblPrEx>
         <w:tc>
           <w:tcPr>
             <w:tcW w:w="80" w:type="dxa"/>
@@ -4642,12 +4506,6 @@
         <w:gridCol w:w="9666"/>
       </w:tblGrid>
       <w:tr>
-        <w:tblPrEx>
-          <w:tblCellMar>
-            <w:top w:w="0" w:type="dxa"/>
-            <w:bottom w:w="0" w:type="dxa"/>
-          </w:tblCellMar>
-        </w:tblPrEx>
         <w:tc>
           <w:tcPr>
             <w:tcW w:w="80" w:type="dxa"/>
@@ -4822,12 +4680,6 @@
         <w:gridCol w:w="9666"/>
       </w:tblGrid>
       <w:tr>
-        <w:tblPrEx>
-          <w:tblCellMar>
-            <w:top w:w="0" w:type="dxa"/>
-            <w:bottom w:w="0" w:type="dxa"/>
-          </w:tblCellMar>
-        </w:tblPrEx>
         <w:tc>
           <w:tcPr>
             <w:tcW w:w="80" w:type="dxa"/>
@@ -5020,12 +4872,6 @@
         <w:gridCol w:w="9666"/>
       </w:tblGrid>
       <w:tr>
-        <w:tblPrEx>
-          <w:tblCellMar>
-            <w:top w:w="0" w:type="dxa"/>
-            <w:bottom w:w="0" w:type="dxa"/>
-          </w:tblCellMar>
-        </w:tblPrEx>
         <w:tc>
           <w:tcPr>
             <w:tcW w:w="80" w:type="dxa"/>
@@ -5105,17 +4951,7 @@
                 <w:sz w:val="17"/>
                 <w:szCs w:val="17"/>
               </w:rPr>
-              <w:t>ASP.NET Core</w:t>
-            </w:r>
-            <w:r>
-              <w:rPr>
-                <w:i/>
-                <w:iCs/>
-                <w:color w:val="1B6B42"/>
-                <w:sz w:val="17"/>
-                <w:szCs w:val="17"/>
-              </w:rPr>
-              <w:t xml:space="preserve"> · Angular · PostgreSQL · Multi-Tenant · Payment Gateway · SMS / Email</w:t>
+              <w:t>ASP.NET Core · Angular · PostgreSQL · Multi-Tenant · Payment Gateway · SMS / Email</w:t>
             </w:r>
           </w:p>
           <w:p>
@@ -5184,12 +5020,6 @@
         <w:gridCol w:w="9666"/>
       </w:tblGrid>
       <w:tr>
-        <w:tblPrEx>
-          <w:tblCellMar>
-            <w:top w:w="0" w:type="dxa"/>
-            <w:bottom w:w="0" w:type="dxa"/>
-          </w:tblCellMar>
-        </w:tblPrEx>
         <w:tc>
           <w:tcPr>
             <w:tcW w:w="80" w:type="dxa"/>
@@ -5388,12 +5218,6 @@
         <w:gridCol w:w="9626"/>
       </w:tblGrid>
       <w:tr>
-        <w:tblPrEx>
-          <w:tblCellMar>
-            <w:top w:w="0" w:type="dxa"/>
-            <w:bottom w:w="0" w:type="dxa"/>
-          </w:tblCellMar>
-        </w:tblPrEx>
         <w:tc>
           <w:tcPr>
             <w:tcW w:w="120" w:type="dxa"/>
@@ -5630,12 +5454,6 @@
         <w:gridCol w:w="9626"/>
       </w:tblGrid>
       <w:tr>
-        <w:tblPrEx>
-          <w:tblCellMar>
-            <w:top w:w="0" w:type="dxa"/>
-            <w:bottom w:w="0" w:type="dxa"/>
-          </w:tblCellMar>
-        </w:tblPrEx>
         <w:tc>
           <w:tcPr>
             <w:tcW w:w="120" w:type="dxa"/>
@@ -5853,12 +5671,6 @@
         <w:gridCol w:w="9626"/>
       </w:tblGrid>
       <w:tr>
-        <w:tblPrEx>
-          <w:tblCellMar>
-            <w:top w:w="0" w:type="dxa"/>
-            <w:bottom w:w="0" w:type="dxa"/>
-          </w:tblCellMar>
-        </w:tblPrEx>
         <w:tc>
           <w:tcPr>
             <w:tcW w:w="120" w:type="dxa"/>
@@ -6637,6 +6449,7 @@
   <w:style w:type="character" w:default="1" w:styleId="DefaultParagraphFont">
     <w:name w:val="Default Paragraph Font"/>
     <w:uiPriority w:val="1"/>
+    <w:semiHidden/>
     <w:unhideWhenUsed/>
   </w:style>
   <w:style w:type="table" w:default="1" w:styleId="TableNormal">

--- a/Kawser Hamid CV.docx
+++ b/Kawser Hamid CV.docx
@@ -33,17 +33,7 @@
           <w:sz w:val="28"/>
           <w:szCs w:val="28"/>
         </w:rPr>
-        <w:t xml:space="preserve">Senior </w:t>
-      </w:r>
-      <w:r>
-        <w:rPr>
-          <w:b/>
-          <w:bCs/>
-          <w:color w:val="1B6B42"/>
-          <w:sz w:val="28"/>
-          <w:szCs w:val="28"/>
-        </w:rPr>
-        <w:t>Software Engineer</w:t>
+        <w:t>Senior Software Engineer</w:t>
       </w:r>
       <w:r>
         <w:rPr>
@@ -1832,7 +1822,14 @@
           <w:b/>
           <w:bCs/>
         </w:rPr>
-        <w:t>Staff Software Engineer</w:t>
+        <w:t>Engineer</w:t>
+      </w:r>
+      <w:r>
+        <w:rPr>
+          <w:b/>
+          <w:bCs/>
+        </w:rPr>
+        <w:t>ing Manager</w:t>
       </w:r>
       <w:r>
         <w:tab/>

--- a/Kawser Hamid CV.docx
+++ b/Kawser Hamid CV.docx
@@ -1822,14 +1822,7 @@
           <w:b/>
           <w:bCs/>
         </w:rPr>
-        <w:t>Engineer</w:t>
-      </w:r>
-      <w:r>
-        <w:rPr>
-          <w:b/>
-          <w:bCs/>
-        </w:rPr>
-        <w:t>ing Manager</w:t>
+        <w:t>Staff Software Engineer</w:t>
       </w:r>
       <w:r>
         <w:tab/>
@@ -2949,16 +2942,6 @@
             <w:r>
               <w:tab/>
             </w:r>
-            <w:r>
-              <w:rPr>
-                <w:i/>
-                <w:iCs/>
-                <w:color w:val="8E94A3"/>
-                <w:sz w:val="17"/>
-                <w:szCs w:val="17"/>
-              </w:rPr>
-              <w:t>Wyze Tech Ltd</w:t>
-            </w:r>
           </w:p>
           <w:p>
             <w:pPr>
@@ -3101,16 +3084,6 @@
             <w:r>
               <w:tab/>
             </w:r>
-            <w:r>
-              <w:rPr>
-                <w:i/>
-                <w:iCs/>
-                <w:color w:val="8E94A3"/>
-                <w:sz w:val="17"/>
-                <w:szCs w:val="17"/>
-              </w:rPr>
-              <w:t>GIGA TECH Limited</w:t>
-            </w:r>
           </w:p>
           <w:p>
             <w:pPr>
@@ -3265,16 +3238,6 @@
             <w:r>
               <w:tab/>
             </w:r>
-            <w:r>
-              <w:rPr>
-                <w:i/>
-                <w:iCs/>
-                <w:color w:val="8E94A3"/>
-                <w:sz w:val="17"/>
-                <w:szCs w:val="17"/>
-              </w:rPr>
-              <w:t>Freelance · eduflex.bim.gov.bd</w:t>
-            </w:r>
           </w:p>
           <w:p>
             <w:pPr>
@@ -3475,28 +3438,6 @@
             <w:r>
               <w:tab/>
             </w:r>
-            <w:proofErr w:type="spellStart"/>
-            <w:r>
-              <w:rPr>
-                <w:i/>
-                <w:iCs/>
-                <w:color w:val="8E94A3"/>
-                <w:sz w:val="17"/>
-                <w:szCs w:val="17"/>
-              </w:rPr>
-              <w:t>DataSoft</w:t>
-            </w:r>
-            <w:proofErr w:type="spellEnd"/>
-            <w:r>
-              <w:rPr>
-                <w:i/>
-                <w:iCs/>
-                <w:color w:val="8E94A3"/>
-                <w:sz w:val="17"/>
-                <w:szCs w:val="17"/>
-              </w:rPr>
-              <w:t xml:space="preserve"> Systems Bangladesh Ltd</w:t>
-            </w:r>
           </w:p>
           <w:p>
             <w:pPr>
@@ -3510,7 +3451,17 @@
                 <w:sz w:val="17"/>
                 <w:szCs w:val="17"/>
               </w:rPr>
-              <w:t>ASP.NET Core · Oracle / MSSQL · Angular · Redis · Web API</w:t>
+              <w:t xml:space="preserve">ASP.NET Core · Oracle / MSSQL · Angular · Redis · </w:t>
+            </w:r>
+            <w:r>
+              <w:rPr>
+                <w:i/>
+                <w:iCs/>
+                <w:color w:val="1B6B42"/>
+                <w:sz w:val="17"/>
+                <w:szCs w:val="17"/>
+              </w:rPr>
+              <w:t>RabbitMQ</w:t>
             </w:r>
           </w:p>
           <w:p>
@@ -3661,28 +3612,6 @@
             <w:r>
               <w:tab/>
             </w:r>
-            <w:proofErr w:type="spellStart"/>
-            <w:r>
-              <w:rPr>
-                <w:i/>
-                <w:iCs/>
-                <w:color w:val="8E94A3"/>
-                <w:sz w:val="17"/>
-                <w:szCs w:val="17"/>
-              </w:rPr>
-              <w:t>DataSoft</w:t>
-            </w:r>
-            <w:proofErr w:type="spellEnd"/>
-            <w:r>
-              <w:rPr>
-                <w:i/>
-                <w:iCs/>
-                <w:color w:val="8E94A3"/>
-                <w:sz w:val="17"/>
-                <w:szCs w:val="17"/>
-              </w:rPr>
-              <w:t xml:space="preserve"> Systems Bangladesh Ltd</w:t>
-            </w:r>
           </w:p>
           <w:p>
             <w:pPr>
@@ -3843,28 +3772,6 @@
             <w:r>
               <w:tab/>
             </w:r>
-            <w:proofErr w:type="spellStart"/>
-            <w:r>
-              <w:rPr>
-                <w:i/>
-                <w:iCs/>
-                <w:color w:val="8E94A3"/>
-                <w:sz w:val="17"/>
-                <w:szCs w:val="17"/>
-              </w:rPr>
-              <w:t>DataSoft</w:t>
-            </w:r>
-            <w:proofErr w:type="spellEnd"/>
-            <w:r>
-              <w:rPr>
-                <w:i/>
-                <w:iCs/>
-                <w:color w:val="8E94A3"/>
-                <w:sz w:val="17"/>
-                <w:szCs w:val="17"/>
-              </w:rPr>
-              <w:t xml:space="preserve"> Systems Bangladesh Ltd</w:t>
-            </w:r>
           </w:p>
           <w:p>
             <w:pPr>
@@ -4007,16 +3914,6 @@
             <w:r>
               <w:tab/>
             </w:r>
-            <w:r>
-              <w:rPr>
-                <w:i/>
-                <w:iCs/>
-                <w:color w:val="8E94A3"/>
-                <w:sz w:val="17"/>
-                <w:szCs w:val="17"/>
-              </w:rPr>
-              <w:t>Freelance</w:t>
-            </w:r>
           </w:p>
           <w:p>
             <w:pPr>
@@ -4159,16 +4056,6 @@
             <w:r>
               <w:tab/>
             </w:r>
-            <w:r>
-              <w:rPr>
-                <w:i/>
-                <w:iCs/>
-                <w:color w:val="8E94A3"/>
-                <w:sz w:val="17"/>
-                <w:szCs w:val="17"/>
-              </w:rPr>
-              <w:t>Freelance</w:t>
-            </w:r>
           </w:p>
           <w:p>
             <w:pPr>
@@ -4344,20 +4231,10 @@
                 <w:sz w:val="21"/>
                 <w:szCs w:val="21"/>
               </w:rPr>
-              <w:t>Dynamic Reporting Service &amp; Business Intelligence Tool</w:t>
+              <w:t>Fingerprint Verification Service</w:t>
             </w:r>
             <w:r>
               <w:tab/>
-            </w:r>
-            <w:r>
-              <w:rPr>
-                <w:i/>
-                <w:iCs/>
-                <w:color w:val="8E94A3"/>
-                <w:sz w:val="17"/>
-                <w:szCs w:val="17"/>
-              </w:rPr>
-              <w:t>Freelance</w:t>
             </w:r>
           </w:p>
           <w:p>
@@ -4372,9 +4249,8 @@
                 <w:sz w:val="17"/>
                 <w:szCs w:val="17"/>
               </w:rPr>
-              <w:t xml:space="preserve">Java Spring Boot · React.js · MSSQL / Oracle / MySQL · </w:t>
-            </w:r>
-            <w:proofErr w:type="spellStart"/>
+              <w:t>ASP.NET Core</w:t>
+            </w:r>
             <w:r>
               <w:rPr>
                 <w:i/>
@@ -4383,9 +4259,8 @@
                 <w:sz w:val="17"/>
                 <w:szCs w:val="17"/>
               </w:rPr>
-              <w:t>JasperReports</w:t>
-            </w:r>
-            <w:proofErr w:type="spellEnd"/>
+              <w:t xml:space="preserve"> · </w:t>
+            </w:r>
             <w:r>
               <w:rPr>
                 <w:i/>
@@ -4394,7 +4269,87 @@
                 <w:sz w:val="17"/>
                 <w:szCs w:val="17"/>
               </w:rPr>
-              <w:t xml:space="preserve"> · Chart.js</w:t>
+              <w:t>.NET Framework</w:t>
+            </w:r>
+            <w:r>
+              <w:rPr>
+                <w:i/>
+                <w:iCs/>
+                <w:color w:val="1B6B42"/>
+                <w:sz w:val="17"/>
+                <w:szCs w:val="17"/>
+              </w:rPr>
+              <w:t xml:space="preserve"> · </w:t>
+            </w:r>
+            <w:r>
+              <w:rPr>
+                <w:i/>
+                <w:iCs/>
+                <w:color w:val="1B6B42"/>
+                <w:sz w:val="17"/>
+                <w:szCs w:val="17"/>
+              </w:rPr>
+              <w:t>PostgreSQL</w:t>
+            </w:r>
+            <w:r>
+              <w:rPr>
+                <w:i/>
+                <w:iCs/>
+                <w:color w:val="1B6B42"/>
+                <w:sz w:val="17"/>
+                <w:szCs w:val="17"/>
+              </w:rPr>
+              <w:t xml:space="preserve"> · </w:t>
+            </w:r>
+            <w:r>
+              <w:rPr>
+                <w:i/>
+                <w:iCs/>
+                <w:color w:val="1B6B42"/>
+                <w:sz w:val="17"/>
+                <w:szCs w:val="17"/>
+              </w:rPr>
+              <w:t>Biometric API</w:t>
+            </w:r>
+            <w:r>
+              <w:rPr>
+                <w:i/>
+                <w:iCs/>
+                <w:color w:val="1B6B42"/>
+                <w:sz w:val="17"/>
+                <w:szCs w:val="17"/>
+              </w:rPr>
+              <w:t xml:space="preserve"> </w:t>
+            </w:r>
+            <w:r>
+              <w:rPr>
+                <w:i/>
+                <w:iCs/>
+                <w:color w:val="1B6B42"/>
+                <w:sz w:val="17"/>
+                <w:szCs w:val="17"/>
+              </w:rPr>
+              <w:t xml:space="preserve">· </w:t>
+            </w:r>
+            <w:r>
+              <w:rPr>
+                <w:i/>
+                <w:iCs/>
+                <w:color w:val="1B6B42"/>
+                <w:sz w:val="17"/>
+                <w:szCs w:val="17"/>
+              </w:rPr>
+              <w:t xml:space="preserve">Election Commission </w:t>
+            </w:r>
+            <w:r>
+              <w:rPr>
+                <w:i/>
+                <w:iCs/>
+                <w:color w:val="1B6B42"/>
+                <w:sz w:val="17"/>
+                <w:szCs w:val="17"/>
+              </w:rPr>
+              <w:t>API</w:t>
             </w:r>
           </w:p>
           <w:p>
@@ -4404,33 +4359,19 @@
                 <w:ilvl w:val="0"/>
                 <w:numId w:val="2"/>
               </w:numPr>
-              <w:spacing w:before="28" w:after="28"/>
-            </w:pPr>
-            <w:r>
               <w:rPr>
                 <w:color w:val="5C6170"/>
                 <w:sz w:val="19"/>
                 <w:szCs w:val="19"/>
               </w:rPr>
-              <w:t xml:space="preserve">Database-agnostic reporting engine connecting to MSSQL, Oracle, and MySQL via configurable profiles; drag-and-drop report designer with grouping, aggregations, and </w:t>
-            </w:r>
-            <w:proofErr w:type="spellStart"/>
+            </w:pPr>
             <w:r>
               <w:rPr>
                 <w:color w:val="5C6170"/>
                 <w:sz w:val="19"/>
                 <w:szCs w:val="19"/>
               </w:rPr>
-              <w:t>parameterised</w:t>
-            </w:r>
-            <w:proofErr w:type="spellEnd"/>
-            <w:r>
-              <w:rPr>
-                <w:color w:val="5C6170"/>
-                <w:sz w:val="19"/>
-                <w:szCs w:val="19"/>
-              </w:rPr>
-              <w:t xml:space="preserve"> filtering.</w:t>
+              <w:t>Generic fingerprint verification service integrated with the Bangladesh Election Commission (EC) database — deployed for banking onboarding, agent authentication, and loan borrower verification.</w:t>
             </w:r>
           </w:p>
           <w:p>
@@ -4440,33 +4381,19 @@
                 <w:ilvl w:val="0"/>
                 <w:numId w:val="2"/>
               </w:numPr>
-              <w:spacing w:before="28" w:after="28"/>
-            </w:pPr>
-            <w:r>
               <w:rPr>
                 <w:color w:val="5C6170"/>
                 <w:sz w:val="19"/>
                 <w:szCs w:val="19"/>
               </w:rPr>
-              <w:t xml:space="preserve">KPI dashboards with Chart.js </w:t>
-            </w:r>
-            <w:proofErr w:type="spellStart"/>
+            </w:pPr>
             <w:r>
               <w:rPr>
                 <w:color w:val="5C6170"/>
                 <w:sz w:val="19"/>
                 <w:szCs w:val="19"/>
               </w:rPr>
-              <w:t>visualisations</w:t>
-            </w:r>
-            <w:proofErr w:type="spellEnd"/>
-            <w:r>
-              <w:rPr>
-                <w:color w:val="5C6170"/>
-                <w:sz w:val="19"/>
-                <w:szCs w:val="19"/>
-              </w:rPr>
-              <w:t>; exports to PDF, Excel, and HTML; scheduled automated delivery via email.</w:t>
+              <w:t>Exposed as a secure REST API consumed by multiple banking systems; supports both online and fallback verification modes for network resilience.</w:t>
             </w:r>
           </w:p>
         </w:tc>
@@ -4559,16 +4486,6 @@
             <w:r>
               <w:tab/>
             </w:r>
-            <w:r>
-              <w:rPr>
-                <w:i/>
-                <w:iCs/>
-                <w:color w:val="8E94A3"/>
-                <w:sz w:val="17"/>
-                <w:szCs w:val="17"/>
-              </w:rPr>
-              <w:t>Freelance</w:t>
-            </w:r>
           </w:p>
           <w:p>
             <w:pPr>
@@ -4733,16 +4650,6 @@
             <w:r>
               <w:tab/>
             </w:r>
-            <w:r>
-              <w:rPr>
-                <w:i/>
-                <w:iCs/>
-                <w:color w:val="8E94A3"/>
-                <w:sz w:val="17"/>
-                <w:szCs w:val="17"/>
-              </w:rPr>
-              <w:t>Freelance</w:t>
-            </w:r>
           </w:p>
           <w:p>
             <w:pPr>
@@ -4756,9 +4663,8 @@
                 <w:sz w:val="17"/>
                 <w:szCs w:val="17"/>
               </w:rPr>
-              <w:t xml:space="preserve">Python </w:t>
-            </w:r>
-            <w:proofErr w:type="spellStart"/>
+              <w:t>ASP.NET Core</w:t>
+            </w:r>
             <w:r>
               <w:rPr>
                 <w:i/>
@@ -4767,9 +4673,8 @@
                 <w:sz w:val="17"/>
                 <w:szCs w:val="17"/>
               </w:rPr>
-              <w:t>FastAPI</w:t>
-            </w:r>
-            <w:proofErr w:type="spellEnd"/>
+              <w:t xml:space="preserve"> </w:t>
+            </w:r>
             <w:r>
               <w:rPr>
                 <w:i/>
@@ -4778,7 +4683,7 @@
                 <w:sz w:val="17"/>
                 <w:szCs w:val="17"/>
               </w:rPr>
-              <w:t xml:space="preserve"> · React.js · PostgreSQL · Biometric Integration · PDF Generation</w:t>
+              <w:t>· React.js · PostgreSQL · Biometric Integration · PDF Generation</w:t>
             </w:r>
           </w:p>
           <w:p>
@@ -4789,6 +4694,11 @@
                 <w:numId w:val="2"/>
               </w:numPr>
               <w:spacing w:before="28" w:after="28"/>
+              <w:rPr>
+                <w:color w:val="5C6170"/>
+                <w:sz w:val="19"/>
+                <w:szCs w:val="19"/>
+              </w:rPr>
             </w:pPr>
             <w:r>
               <w:rPr>
@@ -4816,16 +4726,14 @@
               </w:rPr>
               <w:t xml:space="preserve">Configurable salary structures with income tax slabs and provident fund; auto-generated PDF </w:t>
             </w:r>
-            <w:proofErr w:type="spellStart"/>
             <w:r>
               <w:rPr>
                 <w:color w:val="5C6170"/>
                 <w:sz w:val="19"/>
                 <w:szCs w:val="19"/>
               </w:rPr>
-              <w:t>payslips</w:t>
-            </w:r>
-            <w:proofErr w:type="spellEnd"/>
+              <w:t>pay slips</w:t>
+            </w:r>
             <w:r>
               <w:rPr>
                 <w:color w:val="5C6170"/>
@@ -4925,16 +4833,6 @@
             <w:r>
               <w:tab/>
             </w:r>
-            <w:r>
-              <w:rPr>
-                <w:i/>
-                <w:iCs/>
-                <w:color w:val="8E94A3"/>
-                <w:sz w:val="17"/>
-                <w:szCs w:val="17"/>
-              </w:rPr>
-              <w:t>Freelance</w:t>
-            </w:r>
           </w:p>
           <w:p>
             <w:pPr>
@@ -4993,6 +4891,257 @@
     <w:p>
       <w:pPr>
         <w:spacing w:before="80"/>
+        <w:rPr>
+          <w:sz w:val="14"/>
+          <w:szCs w:val="14"/>
+        </w:rPr>
+      </w:pPr>
+    </w:p>
+    <w:tbl>
+      <w:tblPr>
+        <w:tblW w:w="9746" w:type="dxa"/>
+        <w:tblBorders>
+          <w:top w:val="single" w:sz="4" w:space="0" w:color="auto"/>
+          <w:left w:val="single" w:sz="4" w:space="0" w:color="auto"/>
+          <w:bottom w:val="single" w:sz="4" w:space="0" w:color="auto"/>
+          <w:right w:val="single" w:sz="4" w:space="0" w:color="auto"/>
+          <w:insideH w:val="single" w:sz="4" w:space="0" w:color="auto"/>
+          <w:insideV w:val="single" w:sz="4" w:space="0" w:color="auto"/>
+        </w:tblBorders>
+        <w:tblCellMar>
+          <w:left w:w="10" w:type="dxa"/>
+          <w:right w:w="10" w:type="dxa"/>
+        </w:tblCellMar>
+        <w:tblLook w:val="04A0" w:firstRow="1" w:lastRow="0" w:firstColumn="1" w:lastColumn="0" w:noHBand="0" w:noVBand="1"/>
+      </w:tblPr>
+      <w:tblGrid>
+        <w:gridCol w:w="80"/>
+        <w:gridCol w:w="9666"/>
+      </w:tblGrid>
+      <w:tr>
+        <w:tc>
+          <w:tcPr>
+            <w:tcW w:w="80" w:type="dxa"/>
+            <w:tcBorders>
+              <w:top w:val="none" w:sz="0" w:space="0" w:color="FFFFFF"/>
+              <w:left w:val="none" w:sz="0" w:space="0" w:color="FFFFFF"/>
+              <w:bottom w:val="none" w:sz="0" w:space="0" w:color="FFFFFF"/>
+              <w:right w:val="none" w:sz="0" w:space="0" w:color="FFFFFF"/>
+            </w:tcBorders>
+            <w:shd w:val="clear" w:color="auto" w:fill="D4EBE0"/>
+            <w:tcMar>
+              <w:top w:w="0" w:type="dxa"/>
+              <w:left w:w="0" w:type="dxa"/>
+              <w:bottom w:w="0" w:type="dxa"/>
+              <w:right w:w="0" w:type="dxa"/>
+            </w:tcMar>
+          </w:tcPr>
+          <w:p/>
+        </w:tc>
+        <w:tc>
+          <w:tcPr>
+            <w:tcW w:w="9666" w:type="dxa"/>
+            <w:tcBorders>
+              <w:top w:val="none" w:sz="0" w:space="0" w:color="FFFFFF"/>
+              <w:left w:val="none" w:sz="0" w:space="0" w:color="FFFFFF"/>
+              <w:bottom w:val="single" w:sz="2" w:space="0" w:color="DEE2EC"/>
+              <w:right w:val="none" w:sz="0" w:space="0" w:color="FFFFFF"/>
+            </w:tcBorders>
+            <w:shd w:val="clear" w:color="auto" w:fill="FFFFFF"/>
+            <w:tcMar>
+              <w:top w:w="100" w:type="dxa"/>
+              <w:left w:w="180" w:type="dxa"/>
+              <w:bottom w:w="100" w:type="dxa"/>
+              <w:right w:w="0" w:type="dxa"/>
+            </w:tcMar>
+          </w:tcPr>
+          <w:p>
+            <w:pPr>
+              <w:tabs>
+                <w:tab w:val="right" w:pos="9546"/>
+              </w:tabs>
+              <w:spacing w:after="40"/>
+            </w:pPr>
+            <w:proofErr w:type="spellStart"/>
+            <w:r>
+              <w:rPr>
+                <w:b/>
+                <w:bCs/>
+                <w:color w:val="111318"/>
+                <w:sz w:val="21"/>
+                <w:szCs w:val="21"/>
+              </w:rPr>
+              <w:t>aPOP</w:t>
+            </w:r>
+            <w:proofErr w:type="spellEnd"/>
+            <w:r>
+              <w:rPr>
+                <w:b/>
+                <w:bCs/>
+                <w:color w:val="111318"/>
+                <w:sz w:val="21"/>
+                <w:szCs w:val="21"/>
+              </w:rPr>
+              <w:t xml:space="preserve"> — Full-Featured ERP System</w:t>
+            </w:r>
+            <w:r>
+              <w:tab/>
+            </w:r>
+          </w:p>
+          <w:p>
+            <w:pPr>
+              <w:spacing w:after="60"/>
+            </w:pPr>
+            <w:r>
+              <w:rPr>
+                <w:i/>
+                <w:iCs/>
+                <w:color w:val="1B6B42"/>
+                <w:sz w:val="17"/>
+                <w:szCs w:val="17"/>
+              </w:rPr>
+              <w:t xml:space="preserve">ASP.NET </w:t>
+            </w:r>
+            <w:r>
+              <w:rPr>
+                <w:i/>
+                <w:iCs/>
+                <w:color w:val="1B6B42"/>
+                <w:sz w:val="17"/>
+                <w:szCs w:val="17"/>
+              </w:rPr>
+              <w:t>MVC</w:t>
+            </w:r>
+            <w:r>
+              <w:rPr>
+                <w:i/>
+                <w:iCs/>
+                <w:color w:val="1B6B42"/>
+                <w:sz w:val="17"/>
+                <w:szCs w:val="17"/>
+              </w:rPr>
+              <w:t xml:space="preserve"> · Angular</w:t>
+            </w:r>
+            <w:r>
+              <w:rPr>
+                <w:i/>
+                <w:iCs/>
+                <w:color w:val="1B6B42"/>
+                <w:sz w:val="17"/>
+                <w:szCs w:val="17"/>
+              </w:rPr>
+              <w:t>JS</w:t>
+            </w:r>
+            <w:r>
+              <w:rPr>
+                <w:i/>
+                <w:iCs/>
+                <w:color w:val="1B6B42"/>
+                <w:sz w:val="17"/>
+                <w:szCs w:val="17"/>
+              </w:rPr>
+              <w:t xml:space="preserve"> · </w:t>
+            </w:r>
+            <w:r>
+              <w:rPr>
+                <w:i/>
+                <w:iCs/>
+                <w:color w:val="1B6B42"/>
+                <w:sz w:val="17"/>
+                <w:szCs w:val="17"/>
+              </w:rPr>
+              <w:t>MS</w:t>
+            </w:r>
+            <w:r>
+              <w:rPr>
+                <w:i/>
+                <w:iCs/>
+                <w:color w:val="1B6B42"/>
+                <w:sz w:val="17"/>
+                <w:szCs w:val="17"/>
+              </w:rPr>
+              <w:t xml:space="preserve">SQL · </w:t>
+            </w:r>
+            <w:r>
+              <w:rPr>
+                <w:i/>
+                <w:iCs/>
+                <w:color w:val="1B6B42"/>
+                <w:sz w:val="17"/>
+                <w:szCs w:val="17"/>
+              </w:rPr>
+              <w:t>Bootstrap</w:t>
+            </w:r>
+          </w:p>
+          <w:p>
+            <w:pPr>
+              <w:pStyle w:val="ListParagraph"/>
+              <w:numPr>
+                <w:ilvl w:val="0"/>
+                <w:numId w:val="2"/>
+              </w:numPr>
+              <w:spacing w:before="28" w:after="28"/>
+              <w:rPr>
+                <w:color w:val="5C6170"/>
+                <w:sz w:val="19"/>
+                <w:szCs w:val="19"/>
+              </w:rPr>
+            </w:pPr>
+            <w:r>
+              <w:rPr>
+                <w:color w:val="5C6170"/>
+                <w:sz w:val="19"/>
+                <w:szCs w:val="19"/>
+              </w:rPr>
+              <w:t xml:space="preserve">Contributed to </w:t>
+            </w:r>
+            <w:proofErr w:type="spellStart"/>
+            <w:r>
+              <w:rPr>
+                <w:color w:val="5C6170"/>
+                <w:sz w:val="19"/>
+                <w:szCs w:val="19"/>
+              </w:rPr>
+              <w:t>aPOP</w:t>
+            </w:r>
+            <w:proofErr w:type="spellEnd"/>
+            <w:r>
+              <w:rPr>
+                <w:color w:val="5C6170"/>
+                <w:sz w:val="19"/>
+                <w:szCs w:val="19"/>
+              </w:rPr>
+              <w:t xml:space="preserve"> — a full-featured ERP covering HR, Accounting, CRM, Inventory, Planning, and Production modules for enterprise clients.</w:t>
+            </w:r>
+          </w:p>
+          <w:p>
+            <w:pPr>
+              <w:pStyle w:val="ListParagraph"/>
+              <w:numPr>
+                <w:ilvl w:val="0"/>
+                <w:numId w:val="2"/>
+              </w:numPr>
+              <w:spacing w:before="28" w:after="28"/>
+            </w:pPr>
+            <w:r>
+              <w:rPr>
+                <w:color w:val="5C6170"/>
+                <w:sz w:val="19"/>
+                <w:szCs w:val="19"/>
+              </w:rPr>
+              <w:t>Developed and maintained core modules, resolved performance bottlenecks, and participated in client-facing requirements gathering and delivery.</w:t>
+            </w:r>
+          </w:p>
+        </w:tc>
+      </w:tr>
+    </w:tbl>
+    <w:p>
+      <w:pPr>
+        <w:spacing w:before="80"/>
+        <w:rPr>
+          <w:sz w:val="14"/>
+          <w:szCs w:val="14"/>
+        </w:rPr>
       </w:pPr>
     </w:p>
     <w:tbl>
@@ -6446,7 +6595,6 @@
   <w:style w:type="character" w:default="1" w:styleId="DefaultParagraphFont">
     <w:name w:val="Default Paragraph Font"/>
     <w:uiPriority w:val="1"/>
-    <w:semiHidden/>
     <w:unhideWhenUsed/>
   </w:style>
   <w:style w:type="table" w:default="1" w:styleId="TableNormal">

--- a/Kawser Hamid CV.docx
+++ b/Kawser Hamid CV.docx
@@ -27,33 +27,41 @@
       </w:pPr>
       <w:r>
         <w:rPr>
+          <w:color w:val="5C6170"/>
+          <w:sz w:val="28"/>
+          <w:szCs w:val="28"/>
+        </w:rPr>
+        <w:t>Senior Software Engineer</w:t>
+      </w:r>
+      <w:r>
+        <w:rPr>
+          <w:color w:val="5C6170"/>
+          <w:sz w:val="28"/>
+          <w:szCs w:val="28"/>
+        </w:rPr>
+        <w:t xml:space="preserve"> </w:t>
+      </w:r>
+      <w:r>
+        <w:rPr>
+          <w:color w:val="5C6170"/>
+          <w:sz w:val="28"/>
+          <w:szCs w:val="28"/>
+        </w:rPr>
+        <w:t>&amp;</w:t>
+      </w:r>
+      <w:r>
+        <w:rPr>
+          <w:color w:val="5C6170"/>
+          <w:sz w:val="28"/>
+          <w:szCs w:val="28"/>
+        </w:rPr>
+        <w:t xml:space="preserve"> </w:t>
+      </w:r>
+      <w:r>
+        <w:rPr>
           <w:b/>
           <w:bCs/>
           <w:color w:val="1B6B42"/>
-          <w:sz w:val="28"/>
-          <w:szCs w:val="28"/>
-        </w:rPr>
-        <w:t>Senior Software Engineer</w:t>
-      </w:r>
-      <w:r>
-        <w:rPr>
-          <w:color w:val="5C6170"/>
-          <w:sz w:val="28"/>
-          <w:szCs w:val="28"/>
-        </w:rPr>
-        <w:t xml:space="preserve"> &amp;</w:t>
-      </w:r>
-      <w:r>
-        <w:rPr>
-          <w:color w:val="5C6170"/>
-          <w:sz w:val="28"/>
-          <w:szCs w:val="28"/>
-        </w:rPr>
-        <w:t xml:space="preserve"> </w:t>
-      </w:r>
-      <w:r>
-        <w:rPr>
-          <w:color w:val="5C6170"/>
           <w:sz w:val="28"/>
           <w:szCs w:val="28"/>
         </w:rPr>
@@ -398,39 +406,7 @@
                 <w:sz w:val="19"/>
                 <w:szCs w:val="19"/>
               </w:rPr>
-              <w:t xml:space="preserve">  </w:t>
-            </w:r>
-            <w:proofErr w:type="gramStart"/>
-            <w:r>
-              <w:rPr>
-                <w:sz w:val="19"/>
-                <w:szCs w:val="19"/>
-              </w:rPr>
-              <w:t>JavaScript  ·</w:t>
-            </w:r>
-            <w:proofErr w:type="gramEnd"/>
-            <w:r>
-              <w:rPr>
-                <w:sz w:val="19"/>
-                <w:szCs w:val="19"/>
-              </w:rPr>
-              <w:t xml:space="preserve">  </w:t>
-            </w:r>
-            <w:proofErr w:type="gramStart"/>
-            <w:r>
-              <w:rPr>
-                <w:sz w:val="19"/>
-                <w:szCs w:val="19"/>
-              </w:rPr>
-              <w:t>TypeScript  ·</w:t>
-            </w:r>
-            <w:proofErr w:type="gramEnd"/>
-            <w:r>
-              <w:rPr>
-                <w:sz w:val="19"/>
-                <w:szCs w:val="19"/>
-              </w:rPr>
-              <w:t xml:space="preserve">  SQL</w:t>
+              <w:t xml:space="preserve">  JavaScript</w:t>
             </w:r>
           </w:p>
         </w:tc>
@@ -499,7 +475,44 @@
                 <w:sz w:val="19"/>
                 <w:szCs w:val="19"/>
               </w:rPr>
-              <w:t>Core  ·</w:t>
+              <w:t>Core</w:t>
+            </w:r>
+            <w:r>
+              <w:rPr>
+                <w:sz w:val="19"/>
+                <w:szCs w:val="19"/>
+              </w:rPr>
+              <w:t xml:space="preserve">  ·</w:t>
+            </w:r>
+            <w:proofErr w:type="gramEnd"/>
+            <w:r>
+              <w:rPr>
+                <w:sz w:val="19"/>
+                <w:szCs w:val="19"/>
+              </w:rPr>
+              <w:t xml:space="preserve">  </w:t>
+            </w:r>
+            <w:r>
+              <w:rPr>
+                <w:sz w:val="19"/>
+                <w:szCs w:val="19"/>
+              </w:rPr>
+              <w:t xml:space="preserve">.NET </w:t>
+            </w:r>
+            <w:proofErr w:type="gramStart"/>
+            <w:r>
+              <w:rPr>
+                <w:sz w:val="19"/>
+                <w:szCs w:val="19"/>
+              </w:rPr>
+              <w:t>Framework</w:t>
+            </w:r>
+            <w:r>
+              <w:rPr>
+                <w:sz w:val="19"/>
+                <w:szCs w:val="19"/>
+              </w:rPr>
+              <w:t xml:space="preserve">  ·</w:t>
             </w:r>
             <w:proofErr w:type="gramEnd"/>
             <w:r>
@@ -556,7 +569,14 @@
                 <w:sz w:val="19"/>
                 <w:szCs w:val="19"/>
               </w:rPr>
-              <w:t>Node.js  ·</w:t>
+              <w:t>Django</w:t>
+            </w:r>
+            <w:r>
+              <w:rPr>
+                <w:sz w:val="19"/>
+                <w:szCs w:val="19"/>
+              </w:rPr>
+              <w:t xml:space="preserve">  ·</w:t>
             </w:r>
             <w:proofErr w:type="gramEnd"/>
             <w:r>
@@ -564,7 +584,7 @@
                 <w:sz w:val="19"/>
                 <w:szCs w:val="19"/>
               </w:rPr>
-              <w:t xml:space="preserve">  Django</w:t>
+              <w:t xml:space="preserve">  Node.js</w:t>
             </w:r>
           </w:p>
         </w:tc>
@@ -925,22 +945,6 @@
                 <w:sz w:val="19"/>
                 <w:szCs w:val="19"/>
               </w:rPr>
-              <w:t xml:space="preserve">  Event-</w:t>
-            </w:r>
-            <w:proofErr w:type="gramStart"/>
-            <w:r>
-              <w:rPr>
-                <w:sz w:val="19"/>
-                <w:szCs w:val="19"/>
-              </w:rPr>
-              <w:t>Driven  ·</w:t>
-            </w:r>
-            <w:proofErr w:type="gramEnd"/>
-            <w:r>
-              <w:rPr>
-                <w:sz w:val="19"/>
-                <w:szCs w:val="19"/>
-              </w:rPr>
               <w:t xml:space="preserve">  Multi-Tenancy</w:t>
             </w:r>
           </w:p>
@@ -1277,23 +1281,7 @@
                 <w:sz w:val="19"/>
                 <w:szCs w:val="19"/>
               </w:rPr>
-              <w:t xml:space="preserve">  GitHub </w:t>
-            </w:r>
-            <w:proofErr w:type="gramStart"/>
-            <w:r>
-              <w:rPr>
-                <w:sz w:val="19"/>
-                <w:szCs w:val="19"/>
-              </w:rPr>
-              <w:t>Copilot  ·</w:t>
-            </w:r>
-            <w:proofErr w:type="gramEnd"/>
-            <w:r>
-              <w:rPr>
-                <w:sz w:val="19"/>
-                <w:szCs w:val="19"/>
-              </w:rPr>
-              <w:t xml:space="preserve">  OCR / Vision </w:t>
+              <w:t xml:space="preserve">   OCR / Vision </w:t>
             </w:r>
             <w:proofErr w:type="gramStart"/>
             <w:r>
@@ -1420,7 +1408,7 @@
                 <w:sz w:val="19"/>
                 <w:szCs w:val="19"/>
               </w:rPr>
-              <w:t xml:space="preserve">  AML </w:t>
+              <w:t xml:space="preserve">  </w:t>
             </w:r>
             <w:proofErr w:type="gramStart"/>
             <w:r>
@@ -1428,7 +1416,21 @@
                 <w:sz w:val="19"/>
                 <w:szCs w:val="19"/>
               </w:rPr>
-              <w:t>Compliance  ·</w:t>
+              <w:t>AML</w:t>
+            </w:r>
+            <w:r>
+              <w:rPr>
+                <w:sz w:val="19"/>
+                <w:szCs w:val="19"/>
+              </w:rPr>
+              <w:t xml:space="preserve"> </w:t>
+            </w:r>
+            <w:r>
+              <w:rPr>
+                <w:sz w:val="19"/>
+                <w:szCs w:val="19"/>
+              </w:rPr>
+              <w:t xml:space="preserve"> ·</w:t>
             </w:r>
             <w:proofErr w:type="gramEnd"/>
             <w:r>
@@ -1436,7 +1438,7 @@
                 <w:sz w:val="19"/>
                 <w:szCs w:val="19"/>
               </w:rPr>
-              <w:t xml:space="preserve">  SaaS </w:t>
+              <w:t xml:space="preserve">  </w:t>
             </w:r>
             <w:proofErr w:type="gramStart"/>
             <w:r>
@@ -1493,23 +1495,7 @@
                 <w:sz w:val="19"/>
                 <w:szCs w:val="19"/>
               </w:rPr>
-              <w:t xml:space="preserve">  </w:t>
-            </w:r>
-            <w:proofErr w:type="gramStart"/>
-            <w:r>
-              <w:rPr>
-                <w:sz w:val="19"/>
-                <w:szCs w:val="19"/>
-              </w:rPr>
-              <w:t>Healthcare  ·</w:t>
-            </w:r>
-            <w:proofErr w:type="gramEnd"/>
-            <w:r>
-              <w:rPr>
-                <w:sz w:val="19"/>
-                <w:szCs w:val="19"/>
-              </w:rPr>
-              <w:t xml:space="preserve">  Fleet &amp; Logistics</w:t>
+              <w:t xml:space="preserve">  Healthcare</w:t>
             </w:r>
           </w:p>
         </w:tc>
@@ -1618,23 +1604,7 @@
                 <w:sz w:val="19"/>
                 <w:szCs w:val="19"/>
               </w:rPr>
-              <w:t xml:space="preserve">  Technical </w:t>
-            </w:r>
-            <w:proofErr w:type="gramStart"/>
-            <w:r>
-              <w:rPr>
-                <w:sz w:val="19"/>
-                <w:szCs w:val="19"/>
-              </w:rPr>
-              <w:t>Mentoring  ·</w:t>
-            </w:r>
-            <w:proofErr w:type="gramEnd"/>
-            <w:r>
-              <w:rPr>
-                <w:sz w:val="19"/>
-                <w:szCs w:val="19"/>
-              </w:rPr>
-              <w:t xml:space="preserve">  Architecture Review</w:t>
+              <w:t xml:space="preserve">  Technical Mentoring</w:t>
             </w:r>
           </w:p>
         </w:tc>
@@ -1822,7 +1792,7 @@
           <w:b/>
           <w:bCs/>
         </w:rPr>
-        <w:t>Staff Software Engineer</w:t>
+        <w:t>Engineering Manager</w:t>
       </w:r>
       <w:r>
         <w:tab/>
@@ -3213,7 +3183,6 @@
               </w:tabs>
               <w:spacing w:after="40"/>
             </w:pPr>
-            <w:proofErr w:type="spellStart"/>
             <w:r>
               <w:rPr>
                 <w:b/>
@@ -3222,18 +3191,7 @@
                 <w:sz w:val="21"/>
                 <w:szCs w:val="21"/>
               </w:rPr>
-              <w:t>EduFlex</w:t>
-            </w:r>
-            <w:proofErr w:type="spellEnd"/>
-            <w:r>
-              <w:rPr>
-                <w:b/>
-                <w:bCs/>
-                <w:color w:val="111318"/>
-                <w:sz w:val="21"/>
-                <w:szCs w:val="21"/>
-              </w:rPr>
-              <w:t xml:space="preserve"> — Digital Learning Management Portal</w:t>
+              <w:t>Agent Banking Platform</w:t>
             </w:r>
             <w:r>
               <w:tab/>
@@ -3251,9 +3209,8 @@
                 <w:sz w:val="17"/>
                 <w:szCs w:val="17"/>
               </w:rPr>
-              <w:t xml:space="preserve">Node.js · React.js · MySQL · Zoom API · </w:t>
-            </w:r>
-            <w:proofErr w:type="spellStart"/>
+              <w:t xml:space="preserve">ASP.NET Core · Oracle / MSSQL · Angular · Redis · </w:t>
+            </w:r>
             <w:r>
               <w:rPr>
                 <w:i/>
@@ -3262,18 +3219,7 @@
                 <w:sz w:val="17"/>
                 <w:szCs w:val="17"/>
               </w:rPr>
-              <w:t>SSLCommerz</w:t>
-            </w:r>
-            <w:proofErr w:type="spellEnd"/>
-            <w:r>
-              <w:rPr>
-                <w:i/>
-                <w:iCs/>
-                <w:color w:val="1B6B42"/>
-                <w:sz w:val="17"/>
-                <w:szCs w:val="17"/>
-              </w:rPr>
-              <w:t xml:space="preserve"> · Trinity Similarity</w:t>
+              <w:t>RabbitMQ</w:t>
             </w:r>
           </w:p>
           <w:p>
@@ -3291,25 +3237,7 @@
                 <w:sz w:val="19"/>
                 <w:szCs w:val="19"/>
               </w:rPr>
-              <w:t xml:space="preserve">Full LMS for BIM: course management, live class scheduling via Zoom API, </w:t>
-            </w:r>
-            <w:proofErr w:type="spellStart"/>
-            <w:r>
-              <w:rPr>
-                <w:color w:val="5C6170"/>
-                <w:sz w:val="19"/>
-                <w:szCs w:val="19"/>
-              </w:rPr>
-              <w:t>SSLCommerz</w:t>
-            </w:r>
-            <w:proofErr w:type="spellEnd"/>
-            <w:r>
-              <w:rPr>
-                <w:color w:val="5C6170"/>
-                <w:sz w:val="19"/>
-                <w:szCs w:val="19"/>
-              </w:rPr>
-              <w:t xml:space="preserve"> payment gateway, proctored exam engine with auto-grading, and automated certificate generation.</w:t>
+              <w:t>Deployed at 3 banks — customer/account management, core banking integration, all transaction types, utility billing, remittance, FDR/DPS, loan management, and NID biometric verification.</w:t>
             </w:r>
           </w:p>
           <w:p>
@@ -3327,25 +3255,7 @@
                 <w:sz w:val="19"/>
                 <w:szCs w:val="19"/>
               </w:rPr>
-              <w:t xml:space="preserve">Multi-role portal (Admin, Instructor, Student) deployed for BIM's national professional training </w:t>
-            </w:r>
-            <w:proofErr w:type="spellStart"/>
-            <w:r>
-              <w:rPr>
-                <w:color w:val="5C6170"/>
-                <w:sz w:val="19"/>
-                <w:szCs w:val="19"/>
-              </w:rPr>
-              <w:t>programmes</w:t>
-            </w:r>
-            <w:proofErr w:type="spellEnd"/>
-            <w:r>
-              <w:rPr>
-                <w:color w:val="5C6170"/>
-                <w:sz w:val="19"/>
-                <w:szCs w:val="19"/>
-              </w:rPr>
-              <w:t>.</w:t>
+              <w:t>Redis-backed session management supports thousands of simultaneous agent transactions at high concurrency.</w:t>
             </w:r>
           </w:p>
         </w:tc>
@@ -3433,7 +3343,29 @@
                 <w:sz w:val="21"/>
                 <w:szCs w:val="21"/>
               </w:rPr>
-              <w:t>Agent Banking Platform</w:t>
+              <w:t xml:space="preserve">Digital Onboarding &amp; </w:t>
+            </w:r>
+            <w:proofErr w:type="spellStart"/>
+            <w:r>
+              <w:rPr>
+                <w:b/>
+                <w:bCs/>
+                <w:color w:val="111318"/>
+                <w:sz w:val="21"/>
+                <w:szCs w:val="21"/>
+              </w:rPr>
+              <w:t>eKYC</w:t>
+            </w:r>
+            <w:proofErr w:type="spellEnd"/>
+            <w:r>
+              <w:rPr>
+                <w:b/>
+                <w:bCs/>
+                <w:color w:val="111318"/>
+                <w:sz w:val="21"/>
+                <w:szCs w:val="21"/>
+              </w:rPr>
+              <w:t xml:space="preserve"> Solution</w:t>
             </w:r>
             <w:r>
               <w:tab/>
@@ -3451,17 +3383,7 @@
                 <w:sz w:val="17"/>
                 <w:szCs w:val="17"/>
               </w:rPr>
-              <w:t xml:space="preserve">ASP.NET Core · Oracle / MSSQL · Angular · Redis · </w:t>
-            </w:r>
-            <w:r>
-              <w:rPr>
-                <w:i/>
-                <w:iCs/>
-                <w:color w:val="1B6B42"/>
-                <w:sz w:val="17"/>
-                <w:szCs w:val="17"/>
-              </w:rPr>
-              <w:t>RabbitMQ</w:t>
+              <w:t>ASP.NET Core · Python · Oracle / MSSQL · Angular · OCR · Face Match</w:t>
             </w:r>
           </w:p>
           <w:p>
@@ -3479,7 +3401,25 @@
                 <w:sz w:val="19"/>
                 <w:szCs w:val="19"/>
               </w:rPr>
-              <w:t>Deployed at 3 banks — customer/account management, core banking integration, all transaction types, utility billing, remittance, FDR/DPS, loan management, and NID biometric verification.</w:t>
+              <w:t xml:space="preserve">AI-driven </w:t>
+            </w:r>
+            <w:proofErr w:type="spellStart"/>
+            <w:r>
+              <w:rPr>
+                <w:color w:val="5C6170"/>
+                <w:sz w:val="19"/>
+                <w:szCs w:val="19"/>
+              </w:rPr>
+              <w:t>eKYC</w:t>
+            </w:r>
+            <w:proofErr w:type="spellEnd"/>
+            <w:r>
+              <w:rPr>
+                <w:color w:val="5C6170"/>
+                <w:sz w:val="19"/>
+                <w:szCs w:val="19"/>
+              </w:rPr>
+              <w:t xml:space="preserve"> platform using OCR, face matching, and fingerprint biometrics — reduced customer onboarding from days to minutes.</w:t>
             </w:r>
           </w:p>
           <w:p>
@@ -3497,7 +3437,7 @@
                 <w:sz w:val="19"/>
                 <w:szCs w:val="19"/>
               </w:rPr>
-              <w:t>Redis-backed session management supports thousands of simultaneous agent transactions at high concurrency.</w:t>
+              <w:t>Integrated into Agent Banking and core banking workflows for fully regulated onboarding.</w:t>
             </w:r>
           </w:p>
         </w:tc>
@@ -3585,29 +3525,7 @@
                 <w:sz w:val="21"/>
                 <w:szCs w:val="21"/>
               </w:rPr>
-              <w:t xml:space="preserve">Digital Onboarding &amp; </w:t>
-            </w:r>
-            <w:proofErr w:type="spellStart"/>
-            <w:r>
-              <w:rPr>
-                <w:b/>
-                <w:bCs/>
-                <w:color w:val="111318"/>
-                <w:sz w:val="21"/>
-                <w:szCs w:val="21"/>
-              </w:rPr>
-              <w:t>eKYC</w:t>
-            </w:r>
-            <w:proofErr w:type="spellEnd"/>
-            <w:r>
-              <w:rPr>
-                <w:b/>
-                <w:bCs/>
-                <w:color w:val="111318"/>
-                <w:sz w:val="21"/>
-                <w:szCs w:val="21"/>
-              </w:rPr>
-              <w:t xml:space="preserve"> Solution</w:t>
+              <w:t>AML Compliance System</w:t>
             </w:r>
             <w:r>
               <w:tab/>
@@ -3625,7 +3543,7 @@
                 <w:sz w:val="17"/>
                 <w:szCs w:val="17"/>
               </w:rPr>
-              <w:t>Python · ASP.NET Core · Oracle / MSSQL · Angular · OCR · Face Match</w:t>
+              <w:t>ASP.NET MVC · Kafka · Elasticsearch · MSSQL · REST API</w:t>
             </w:r>
           </w:p>
           <w:p>
@@ -3643,25 +3561,7 @@
                 <w:sz w:val="19"/>
                 <w:szCs w:val="19"/>
               </w:rPr>
-              <w:t xml:space="preserve">AI-driven </w:t>
-            </w:r>
-            <w:proofErr w:type="spellStart"/>
-            <w:r>
-              <w:rPr>
-                <w:color w:val="5C6170"/>
-                <w:sz w:val="19"/>
-                <w:szCs w:val="19"/>
-              </w:rPr>
-              <w:t>eKYC</w:t>
-            </w:r>
-            <w:proofErr w:type="spellEnd"/>
-            <w:r>
-              <w:rPr>
-                <w:color w:val="5C6170"/>
-                <w:sz w:val="19"/>
-                <w:szCs w:val="19"/>
-              </w:rPr>
-              <w:t xml:space="preserve"> platform using OCR, face matching, and fingerprint biometrics — reduced customer onboarding from days to minutes.</w:t>
+              <w:t>Compliance platform for regulated financial institutions — automated transaction monitoring, customer due diligence, and risk screening aligned with BFIU guidelines.</w:t>
             </w:r>
           </w:p>
           <w:p>
@@ -3679,7 +3579,7 @@
                 <w:sz w:val="19"/>
                 <w:szCs w:val="19"/>
               </w:rPr>
-              <w:t>Integrated into Agent Banking and core banking workflows for fully regulated onboarding.</w:t>
+              <w:t>Kafka-driven event streaming for high-volume real-time transaction ingestion; configurable rule engine for STR generation.</w:t>
             </w:r>
           </w:p>
         </w:tc>
@@ -3767,7 +3667,7 @@
                 <w:sz w:val="21"/>
                 <w:szCs w:val="21"/>
               </w:rPr>
-              <w:t>AML Compliance System</w:t>
+              <w:t>AI-Driven Business Analytics SaaS Platform</w:t>
             </w:r>
             <w:r>
               <w:tab/>
@@ -3785,7 +3685,7 @@
                 <w:sz w:val="17"/>
                 <w:szCs w:val="17"/>
               </w:rPr>
-              <w:t>ASP.NET MVC · Kafka · Elasticsearch · MSSQL · REST API</w:t>
+              <w:t>ASP.NET Core · Python · React.js · PostgreSQL · OpenAI / Gemini / Claude</w:t>
             </w:r>
           </w:p>
           <w:p>
@@ -3803,7 +3703,7 @@
                 <w:sz w:val="19"/>
                 <w:szCs w:val="19"/>
               </w:rPr>
-              <w:t>Compliance platform for regulated financial institutions — automated transaction monitoring, customer due diligence, and risk screening aligned with BFIU guidelines.</w:t>
+              <w:t>SaaS platform that ingests business data and generates AI-driven analytical reports covering KPIs, trend charts, correlational tables, and actionable recommendations.</w:t>
             </w:r>
           </w:p>
           <w:p>
@@ -3821,7 +3721,7 @@
                 <w:sz w:val="19"/>
                 <w:szCs w:val="19"/>
               </w:rPr>
-              <w:t>Kafka-driven event streaming for high-volume real-time transaction ingestion; configurable rule engine for STR generation.</w:t>
+              <w:t>Multi-model AI integration (OpenAI GPT, Google Gemini, Anthropic Claude) with conversational decision-support interface; subscription-based multi-tenant with usage metering.</w:t>
             </w:r>
           </w:p>
         </w:tc>
@@ -3901,6 +3801,7 @@
               </w:tabs>
               <w:spacing w:after="40"/>
             </w:pPr>
+            <w:proofErr w:type="spellStart"/>
             <w:r>
               <w:rPr>
                 <w:b/>
@@ -3909,7 +3810,18 @@
                 <w:sz w:val="21"/>
                 <w:szCs w:val="21"/>
               </w:rPr>
-              <w:t>AI-Driven Business Analytics SaaS Platform</w:t>
+              <w:t>aPOP</w:t>
+            </w:r>
+            <w:proofErr w:type="spellEnd"/>
+            <w:r>
+              <w:rPr>
+                <w:b/>
+                <w:bCs/>
+                <w:color w:val="111318"/>
+                <w:sz w:val="21"/>
+                <w:szCs w:val="21"/>
+              </w:rPr>
+              <w:t xml:space="preserve"> — Full-Featured ERP System</w:t>
             </w:r>
             <w:r>
               <w:tab/>
@@ -3927,7 +3839,7 @@
                 <w:sz w:val="17"/>
                 <w:szCs w:val="17"/>
               </w:rPr>
-              <w:t>ASP.NET Core · Python · React.js · PostgreSQL · OpenAI / Gemini / Claude</w:t>
+              <w:t>ASP.NET MVC · AngularJS · MSSQL · Bootstrap</w:t>
             </w:r>
           </w:p>
           <w:p>
@@ -3938,14 +3850,37 @@
                 <w:numId w:val="2"/>
               </w:numPr>
               <w:spacing w:before="28" w:after="28"/>
-            </w:pPr>
-            <w:r>
               <w:rPr>
                 <w:color w:val="5C6170"/>
                 <w:sz w:val="19"/>
                 <w:szCs w:val="19"/>
               </w:rPr>
-              <w:t>SaaS platform that ingests business data and generates AI-driven analytical reports covering KPIs, trend charts, correlational tables, and actionable recommendations.</w:t>
+            </w:pPr>
+            <w:r>
+              <w:rPr>
+                <w:color w:val="5C6170"/>
+                <w:sz w:val="19"/>
+                <w:szCs w:val="19"/>
+              </w:rPr>
+              <w:t xml:space="preserve">Contributed to </w:t>
+            </w:r>
+            <w:proofErr w:type="spellStart"/>
+            <w:r>
+              <w:rPr>
+                <w:color w:val="5C6170"/>
+                <w:sz w:val="19"/>
+                <w:szCs w:val="19"/>
+              </w:rPr>
+              <w:t>aPOP</w:t>
+            </w:r>
+            <w:proofErr w:type="spellEnd"/>
+            <w:r>
+              <w:rPr>
+                <w:color w:val="5C6170"/>
+                <w:sz w:val="19"/>
+                <w:szCs w:val="19"/>
+              </w:rPr>
+              <w:t xml:space="preserve"> — a full-featured ERP covering HR, Accounting, CRM, Inventory, Planning, and Production modules for enterprise clients.</w:t>
             </w:r>
           </w:p>
           <w:p>
@@ -3963,7 +3898,7 @@
                 <w:sz w:val="19"/>
                 <w:szCs w:val="19"/>
               </w:rPr>
-              <w:t>Multi-model AI integration (OpenAI GPT, Google Gemini, Anthropic Claude) with conversational decision-support interface; subscription-based multi-tenant with usage metering.</w:t>
+              <w:t>Developed and maintained core modules, resolved performance bottlenecks, and participated in client-facing requirements gathering and delivery.</w:t>
             </w:r>
           </w:p>
         </w:tc>
@@ -4043,6 +3978,7 @@
               </w:tabs>
               <w:spacing w:after="40"/>
             </w:pPr>
+            <w:proofErr w:type="spellStart"/>
             <w:r>
               <w:rPr>
                 <w:b/>
@@ -4051,7 +3987,18 @@
                 <w:sz w:val="21"/>
                 <w:szCs w:val="21"/>
               </w:rPr>
-              <w:t>Multi-Tenant GPS Fleet Tracking System</w:t>
+              <w:t>EduFlex</w:t>
+            </w:r>
+            <w:proofErr w:type="spellEnd"/>
+            <w:r>
+              <w:rPr>
+                <w:b/>
+                <w:bCs/>
+                <w:color w:val="111318"/>
+                <w:sz w:val="21"/>
+                <w:szCs w:val="21"/>
+              </w:rPr>
+              <w:t xml:space="preserve"> — Digital Learning Management Portal</w:t>
             </w:r>
             <w:r>
               <w:tab/>
@@ -4069,8 +4016,9 @@
                 <w:sz w:val="17"/>
                 <w:szCs w:val="17"/>
               </w:rPr>
-              <w:t xml:space="preserve">Java Spring Boot · React.js · </w:t>
-            </w:r>
+              <w:t xml:space="preserve">Node.js · React.js · MySQL · Zoom API · </w:t>
+            </w:r>
+            <w:proofErr w:type="spellStart"/>
             <w:r>
               <w:rPr>
                 <w:i/>
@@ -4079,8 +4027,9 @@
                 <w:sz w:val="17"/>
                 <w:szCs w:val="17"/>
               </w:rPr>
-              <w:t>MySQL</w:t>
-            </w:r>
+              <w:t>SSLCommerz</w:t>
+            </w:r>
+            <w:proofErr w:type="spellEnd"/>
             <w:r>
               <w:rPr>
                 <w:i/>
@@ -4089,7 +4038,7 @@
                 <w:sz w:val="17"/>
                 <w:szCs w:val="17"/>
               </w:rPr>
-              <w:t xml:space="preserve"> · WebSocket · GPS / MQTT · Multi-Tenant</w:t>
+              <w:t xml:space="preserve"> · Trinity Similarity</w:t>
             </w:r>
           </w:p>
           <w:p>
@@ -4107,7 +4056,25 @@
                 <w:sz w:val="19"/>
                 <w:szCs w:val="19"/>
               </w:rPr>
-              <w:t>Real-time GPS vehicle tracking via MQTT with WebSocket live map updates; geo-fence alerts, trip history replay, fuel consumption reporting, and route planning.</w:t>
+              <w:t xml:space="preserve">Full LMS for BIM: course management, live class scheduling via Zoom API, </w:t>
+            </w:r>
+            <w:proofErr w:type="spellStart"/>
+            <w:r>
+              <w:rPr>
+                <w:color w:val="5C6170"/>
+                <w:sz w:val="19"/>
+                <w:szCs w:val="19"/>
+              </w:rPr>
+              <w:t>SSLCommerz</w:t>
+            </w:r>
+            <w:proofErr w:type="spellEnd"/>
+            <w:r>
+              <w:rPr>
+                <w:color w:val="5C6170"/>
+                <w:sz w:val="19"/>
+                <w:szCs w:val="19"/>
+              </w:rPr>
+              <w:t xml:space="preserve"> payment gateway, proctored exam engine with auto-grading, and automated certificate generation.</w:t>
             </w:r>
           </w:p>
           <w:p>
@@ -4125,7 +4092,7 @@
                 <w:sz w:val="19"/>
                 <w:szCs w:val="19"/>
               </w:rPr>
-              <w:t>Multi-tenant with per-</w:t>
+              <w:t xml:space="preserve">Multi-role portal (Admin, Instructor, Student) deployed for BIM's national professional training </w:t>
             </w:r>
             <w:proofErr w:type="spellStart"/>
             <w:r>
@@ -4134,7 +4101,7 @@
                 <w:sz w:val="19"/>
                 <w:szCs w:val="19"/>
               </w:rPr>
-              <w:t>organisation</w:t>
+              <w:t>programmes</w:t>
             </w:r>
             <w:proofErr w:type="spellEnd"/>
             <w:r>
@@ -4143,7 +4110,7 @@
                 <w:sz w:val="19"/>
                 <w:szCs w:val="19"/>
               </w:rPr>
-              <w:t xml:space="preserve"> fleet configurations, alert thresholds, and branded portals.</w:t>
+              <w:t>.</w:t>
             </w:r>
           </w:p>
         </w:tc>
@@ -4231,7 +4198,7 @@
                 <w:sz w:val="21"/>
                 <w:szCs w:val="21"/>
               </w:rPr>
-              <w:t>Fingerprint Verification Service</w:t>
+              <w:t>Multi-Tenant GPS Fleet Tracking System</w:t>
             </w:r>
             <w:r>
               <w:tab/>
@@ -4249,7 +4216,7 @@
                 <w:sz w:val="17"/>
                 <w:szCs w:val="17"/>
               </w:rPr>
-              <w:t>ASP.NET Core</w:t>
+              <w:t xml:space="preserve">Java Spring Boot · React.js · </w:t>
             </w:r>
             <w:r>
               <w:rPr>
@@ -4259,7 +4226,7 @@
                 <w:sz w:val="17"/>
                 <w:szCs w:val="17"/>
               </w:rPr>
-              <w:t xml:space="preserve"> · </w:t>
+              <w:t>MySQL</w:t>
             </w:r>
             <w:r>
               <w:rPr>
@@ -4269,87 +4236,7 @@
                 <w:sz w:val="17"/>
                 <w:szCs w:val="17"/>
               </w:rPr>
-              <w:t>.NET Framework</w:t>
-            </w:r>
-            <w:r>
-              <w:rPr>
-                <w:i/>
-                <w:iCs/>
-                <w:color w:val="1B6B42"/>
-                <w:sz w:val="17"/>
-                <w:szCs w:val="17"/>
-              </w:rPr>
-              <w:t xml:space="preserve"> · </w:t>
-            </w:r>
-            <w:r>
-              <w:rPr>
-                <w:i/>
-                <w:iCs/>
-                <w:color w:val="1B6B42"/>
-                <w:sz w:val="17"/>
-                <w:szCs w:val="17"/>
-              </w:rPr>
-              <w:t>PostgreSQL</w:t>
-            </w:r>
-            <w:r>
-              <w:rPr>
-                <w:i/>
-                <w:iCs/>
-                <w:color w:val="1B6B42"/>
-                <w:sz w:val="17"/>
-                <w:szCs w:val="17"/>
-              </w:rPr>
-              <w:t xml:space="preserve"> · </w:t>
-            </w:r>
-            <w:r>
-              <w:rPr>
-                <w:i/>
-                <w:iCs/>
-                <w:color w:val="1B6B42"/>
-                <w:sz w:val="17"/>
-                <w:szCs w:val="17"/>
-              </w:rPr>
-              <w:t>Biometric API</w:t>
-            </w:r>
-            <w:r>
-              <w:rPr>
-                <w:i/>
-                <w:iCs/>
-                <w:color w:val="1B6B42"/>
-                <w:sz w:val="17"/>
-                <w:szCs w:val="17"/>
-              </w:rPr>
-              <w:t xml:space="preserve"> </w:t>
-            </w:r>
-            <w:r>
-              <w:rPr>
-                <w:i/>
-                <w:iCs/>
-                <w:color w:val="1B6B42"/>
-                <w:sz w:val="17"/>
-                <w:szCs w:val="17"/>
-              </w:rPr>
-              <w:t xml:space="preserve">· </w:t>
-            </w:r>
-            <w:r>
-              <w:rPr>
-                <w:i/>
-                <w:iCs/>
-                <w:color w:val="1B6B42"/>
-                <w:sz w:val="17"/>
-                <w:szCs w:val="17"/>
-              </w:rPr>
-              <w:t xml:space="preserve">Election Commission </w:t>
-            </w:r>
-            <w:r>
-              <w:rPr>
-                <w:i/>
-                <w:iCs/>
-                <w:color w:val="1B6B42"/>
-                <w:sz w:val="17"/>
-                <w:szCs w:val="17"/>
-              </w:rPr>
-              <w:t>API</w:t>
+              <w:t xml:space="preserve"> · WebSocket · GPS / MQTT · Multi-Tenant</w:t>
             </w:r>
           </w:p>
           <w:p>
@@ -4359,19 +4246,15 @@
                 <w:ilvl w:val="0"/>
                 <w:numId w:val="2"/>
               </w:numPr>
+              <w:spacing w:before="28" w:after="28"/>
+            </w:pPr>
+            <w:r>
               <w:rPr>
                 <w:color w:val="5C6170"/>
                 <w:sz w:val="19"/>
                 <w:szCs w:val="19"/>
               </w:rPr>
-            </w:pPr>
-            <w:r>
-              <w:rPr>
-                <w:color w:val="5C6170"/>
-                <w:sz w:val="19"/>
-                <w:szCs w:val="19"/>
-              </w:rPr>
-              <w:t>Generic fingerprint verification service integrated with the Bangladesh Election Commission (EC) database — deployed for banking onboarding, agent authentication, and loan borrower verification.</w:t>
+              <w:t>Real-time GPS vehicle tracking via MQTT with WebSocket live map updates; geo-fence alerts, trip history replay, fuel consumption reporting, and route planning.</w:t>
             </w:r>
           </w:p>
           <w:p>
@@ -4381,19 +4264,33 @@
                 <w:ilvl w:val="0"/>
                 <w:numId w:val="2"/>
               </w:numPr>
+              <w:spacing w:before="28" w:after="28"/>
+            </w:pPr>
+            <w:r>
               <w:rPr>
                 <w:color w:val="5C6170"/>
                 <w:sz w:val="19"/>
                 <w:szCs w:val="19"/>
               </w:rPr>
-            </w:pPr>
+              <w:t>Multi-tenant with per-</w:t>
+            </w:r>
+            <w:proofErr w:type="spellStart"/>
             <w:r>
               <w:rPr>
                 <w:color w:val="5C6170"/>
                 <w:sz w:val="19"/>
                 <w:szCs w:val="19"/>
               </w:rPr>
-              <w:t>Exposed as a secure REST API consumed by multiple banking systems; supports both online and fallback verification modes for network resilience.</w:t>
+              <w:t>organisation</w:t>
+            </w:r>
+            <w:proofErr w:type="spellEnd"/>
+            <w:r>
+              <w:rPr>
+                <w:color w:val="5C6170"/>
+                <w:sz w:val="19"/>
+                <w:szCs w:val="19"/>
+              </w:rPr>
+              <w:t xml:space="preserve"> fleet configurations, alert thresholds, and branded portals.</w:t>
             </w:r>
           </w:p>
         </w:tc>
@@ -4481,7 +4378,7 @@
                 <w:sz w:val="21"/>
                 <w:szCs w:val="21"/>
               </w:rPr>
-              <w:t>International Research Data Collection &amp; Analysis Platform</w:t>
+              <w:t>Fingerprint Verification Service</w:t>
             </w:r>
             <w:r>
               <w:tab/>
@@ -4499,9 +4396,8 @@
                 <w:sz w:val="17"/>
                 <w:szCs w:val="17"/>
               </w:rPr>
-              <w:t xml:space="preserve">Python </w:t>
-            </w:r>
-            <w:proofErr w:type="spellStart"/>
+              <w:t xml:space="preserve">ASP.NET Core · </w:t>
+            </w:r>
             <w:r>
               <w:rPr>
                 <w:i/>
@@ -4510,9 +4406,8 @@
                 <w:sz w:val="17"/>
                 <w:szCs w:val="17"/>
               </w:rPr>
-              <w:t>FastAPI</w:t>
-            </w:r>
-            <w:proofErr w:type="spellEnd"/>
+              <w:t>.NET Framework</w:t>
+            </w:r>
             <w:r>
               <w:rPr>
                 <w:i/>
@@ -4521,7 +4416,47 @@
                 <w:sz w:val="17"/>
                 <w:szCs w:val="17"/>
               </w:rPr>
-              <w:t xml:space="preserve"> · React.js · PostgreSQL · Pandas / SciPy · Data Analytics</w:t>
+              <w:t xml:space="preserve"> · PostgreSQL · </w:t>
+            </w:r>
+            <w:r>
+              <w:rPr>
+                <w:i/>
+                <w:iCs/>
+                <w:color w:val="1B6B42"/>
+                <w:sz w:val="17"/>
+                <w:szCs w:val="17"/>
+              </w:rPr>
+              <w:t xml:space="preserve">Biometric API </w:t>
+            </w:r>
+            <w:r>
+              <w:rPr>
+                <w:i/>
+                <w:iCs/>
+                <w:color w:val="1B6B42"/>
+                <w:sz w:val="17"/>
+                <w:szCs w:val="17"/>
+              </w:rPr>
+              <w:t xml:space="preserve">· </w:t>
+            </w:r>
+            <w:r>
+              <w:rPr>
+                <w:i/>
+                <w:iCs/>
+                <w:color w:val="1B6B42"/>
+                <w:sz w:val="17"/>
+                <w:szCs w:val="17"/>
+              </w:rPr>
+              <w:t xml:space="preserve">Election Commission </w:t>
+            </w:r>
+            <w:r>
+              <w:rPr>
+                <w:i/>
+                <w:iCs/>
+                <w:color w:val="1B6B42"/>
+                <w:sz w:val="17"/>
+                <w:szCs w:val="17"/>
+              </w:rPr>
+              <w:t>API</w:t>
             </w:r>
           </w:p>
           <w:p>
@@ -4531,15 +4466,19 @@
                 <w:ilvl w:val="0"/>
                 <w:numId w:val="2"/>
               </w:numPr>
-              <w:spacing w:before="28" w:after="28"/>
-            </w:pPr>
-            <w:r>
               <w:rPr>
                 <w:color w:val="5C6170"/>
                 <w:sz w:val="19"/>
                 <w:szCs w:val="19"/>
               </w:rPr>
-              <w:t>Global research data collection platform with multilingual survey builder — branching logic, Likert scales, matrix grids, and validation rules.</w:t>
+            </w:pPr>
+            <w:r>
+              <w:rPr>
+                <w:color w:val="5C6170"/>
+                <w:sz w:val="19"/>
+                <w:szCs w:val="19"/>
+              </w:rPr>
+              <w:t>Generic fingerprint verification service integrated with the Bangladesh Election Commission (EC) database — deployed for banking onboarding, agent authentication, and loan borrower verification.</w:t>
             </w:r>
           </w:p>
           <w:p>
@@ -4549,15 +4488,19 @@
                 <w:ilvl w:val="0"/>
                 <w:numId w:val="2"/>
               </w:numPr>
-              <w:spacing w:before="28" w:after="28"/>
-            </w:pPr>
-            <w:r>
               <w:rPr>
                 <w:color w:val="5C6170"/>
                 <w:sz w:val="19"/>
                 <w:szCs w:val="19"/>
               </w:rPr>
-              <w:t>Automated statistical analysis (mean, SD, cross-tabulation, correlation, trend charts) via Pandas/SciPy; exportable PDF and Excel reports with role-based access.</w:t>
+            </w:pPr>
+            <w:r>
+              <w:rPr>
+                <w:color w:val="5C6170"/>
+                <w:sz w:val="19"/>
+                <w:szCs w:val="19"/>
+              </w:rPr>
+              <w:t>Exposed as a secure REST API consumed by multiple banking systems; supports both online and fallback verification modes for network resilience.</w:t>
             </w:r>
           </w:p>
         </w:tc>
@@ -4645,7 +4588,7 @@
                 <w:sz w:val="21"/>
                 <w:szCs w:val="21"/>
               </w:rPr>
-              <w:t>Automated Payroll &amp; HR Management System</w:t>
+              <w:t>International Research Data Collection &amp; Analysis Platform</w:t>
             </w:r>
             <w:r>
               <w:tab/>
@@ -4663,8 +4606,9 @@
                 <w:sz w:val="17"/>
                 <w:szCs w:val="17"/>
               </w:rPr>
-              <w:t>ASP.NET Core</w:t>
-            </w:r>
+              <w:t xml:space="preserve">Python </w:t>
+            </w:r>
+            <w:proofErr w:type="spellStart"/>
             <w:r>
               <w:rPr>
                 <w:i/>
@@ -4673,8 +4617,9 @@
                 <w:sz w:val="17"/>
                 <w:szCs w:val="17"/>
               </w:rPr>
-              <w:t xml:space="preserve"> </w:t>
-            </w:r>
+              <w:t>FastAPI</w:t>
+            </w:r>
+            <w:proofErr w:type="spellEnd"/>
             <w:r>
               <w:rPr>
                 <w:i/>
@@ -4683,7 +4628,7 @@
                 <w:sz w:val="17"/>
                 <w:szCs w:val="17"/>
               </w:rPr>
-              <w:t>· React.js · PostgreSQL · Biometric Integration · PDF Generation</w:t>
+              <w:t xml:space="preserve"> · React.js · PostgreSQL · Pandas / SciPy · Data Analytics</w:t>
             </w:r>
           </w:p>
           <w:p>
@@ -4694,19 +4639,14 @@
                 <w:numId w:val="2"/>
               </w:numPr>
               <w:spacing w:before="28" w:after="28"/>
+            </w:pPr>
+            <w:r>
               <w:rPr>
                 <w:color w:val="5C6170"/>
                 <w:sz w:val="19"/>
                 <w:szCs w:val="19"/>
               </w:rPr>
-            </w:pPr>
-            <w:r>
-              <w:rPr>
-                <w:color w:val="5C6170"/>
-                <w:sz w:val="19"/>
-                <w:szCs w:val="19"/>
-              </w:rPr>
-              <w:t>End-to-end HR platform: employee onboarding, leave management, biometric attendance, and fully automated monthly payroll processing.</w:t>
+              <w:t>Global research data collection platform with multilingual survey builder — branching logic, Likert scales, matrix grids, and validation rules.</w:t>
             </w:r>
           </w:p>
           <w:p>
@@ -4724,23 +4664,7 @@
                 <w:sz w:val="19"/>
                 <w:szCs w:val="19"/>
               </w:rPr>
-              <w:t xml:space="preserve">Configurable salary structures with income tax slabs and provident fund; auto-generated PDF </w:t>
-            </w:r>
-            <w:r>
-              <w:rPr>
-                <w:color w:val="5C6170"/>
-                <w:sz w:val="19"/>
-                <w:szCs w:val="19"/>
-              </w:rPr>
-              <w:t>pay slips</w:t>
-            </w:r>
-            <w:r>
-              <w:rPr>
-                <w:color w:val="5C6170"/>
-                <w:sz w:val="19"/>
-                <w:szCs w:val="19"/>
-              </w:rPr>
-              <w:t xml:space="preserve"> and bank EFT export for direct salary disbursement.</w:t>
+              <w:t>Automated statistical analysis (mean, SD, cross-tabulation, correlation, trend charts) via Pandas/SciPy; exportable PDF and Excel reports with role-based access.</w:t>
             </w:r>
           </w:p>
         </w:tc>
@@ -4828,7 +4752,7 @@
                 <w:sz w:val="21"/>
                 <w:szCs w:val="21"/>
               </w:rPr>
-              <w:t>Multi-Tenant Institute Management System</w:t>
+              <w:t>Automated Payroll &amp; HR Management System</w:t>
             </w:r>
             <w:r>
               <w:tab/>
@@ -4846,7 +4770,7 @@
                 <w:sz w:val="17"/>
                 <w:szCs w:val="17"/>
               </w:rPr>
-              <w:t>ASP.NET Core · Angular · PostgreSQL · Multi-Tenant · Payment Gateway · SMS / Email</w:t>
+              <w:t>ASP.NET Core · React.js · PostgreSQL · Biometric Integration · PDF Generation</w:t>
             </w:r>
           </w:p>
           <w:p>
@@ -4857,14 +4781,19 @@
                 <w:numId w:val="2"/>
               </w:numPr>
               <w:spacing w:before="28" w:after="28"/>
-            </w:pPr>
-            <w:r>
               <w:rPr>
                 <w:color w:val="5C6170"/>
                 <w:sz w:val="19"/>
                 <w:szCs w:val="19"/>
               </w:rPr>
-              <w:t>Multi-branch platform covering admissions, attendance, scheduling, grading, fee collection, and certificate generation with per-branch branding and independent academic calendars.</w:t>
+            </w:pPr>
+            <w:r>
+              <w:rPr>
+                <w:color w:val="5C6170"/>
+                <w:sz w:val="19"/>
+                <w:szCs w:val="19"/>
+              </w:rPr>
+              <w:t>End-to-end HR platform: employee onboarding, leave management, biometric attendance, and fully automated monthly payroll processing.</w:t>
             </w:r>
           </w:p>
           <w:p>
@@ -4882,7 +4811,23 @@
                 <w:sz w:val="19"/>
                 <w:szCs w:val="19"/>
               </w:rPr>
-              <w:t>Role-based portals for Admin, Teacher, Student, and Parent; automated SMS/email notifications for fee dues, results, and events.</w:t>
+              <w:t xml:space="preserve">Configurable salary structures with income tax slabs and provident fund; auto-generated PDF </w:t>
+            </w:r>
+            <w:r>
+              <w:rPr>
+                <w:color w:val="5C6170"/>
+                <w:sz w:val="19"/>
+                <w:szCs w:val="19"/>
+              </w:rPr>
+              <w:t>pay slips</w:t>
+            </w:r>
+            <w:r>
+              <w:rPr>
+                <w:color w:val="5C6170"/>
+                <w:sz w:val="19"/>
+                <w:szCs w:val="19"/>
+              </w:rPr>
+              <w:t xml:space="preserve"> and bank EFT export for direct salary disbursement.</w:t>
             </w:r>
           </w:p>
         </w:tc>
@@ -4962,7 +4907,6 @@
               </w:tabs>
               <w:spacing w:after="40"/>
             </w:pPr>
-            <w:proofErr w:type="spellStart"/>
             <w:r>
               <w:rPr>
                 <w:b/>
@@ -4971,18 +4915,7 @@
                 <w:sz w:val="21"/>
                 <w:szCs w:val="21"/>
               </w:rPr>
-              <w:t>aPOP</w:t>
-            </w:r>
-            <w:proofErr w:type="spellEnd"/>
-            <w:r>
-              <w:rPr>
-                <w:b/>
-                <w:bCs/>
-                <w:color w:val="111318"/>
-                <w:sz w:val="21"/>
-                <w:szCs w:val="21"/>
-              </w:rPr>
-              <w:t xml:space="preserve"> — Full-Featured ERP System</w:t>
+              <w:t>Multi-Tenant Institute Management System</w:t>
             </w:r>
             <w:r>
               <w:tab/>
@@ -5000,77 +4933,7 @@
                 <w:sz w:val="17"/>
                 <w:szCs w:val="17"/>
               </w:rPr>
-              <w:t xml:space="preserve">ASP.NET </w:t>
-            </w:r>
-            <w:r>
-              <w:rPr>
-                <w:i/>
-                <w:iCs/>
-                <w:color w:val="1B6B42"/>
-                <w:sz w:val="17"/>
-                <w:szCs w:val="17"/>
-              </w:rPr>
-              <w:t>MVC</w:t>
-            </w:r>
-            <w:r>
-              <w:rPr>
-                <w:i/>
-                <w:iCs/>
-                <w:color w:val="1B6B42"/>
-                <w:sz w:val="17"/>
-                <w:szCs w:val="17"/>
-              </w:rPr>
-              <w:t xml:space="preserve"> · Angular</w:t>
-            </w:r>
-            <w:r>
-              <w:rPr>
-                <w:i/>
-                <w:iCs/>
-                <w:color w:val="1B6B42"/>
-                <w:sz w:val="17"/>
-                <w:szCs w:val="17"/>
-              </w:rPr>
-              <w:t>JS</w:t>
-            </w:r>
-            <w:r>
-              <w:rPr>
-                <w:i/>
-                <w:iCs/>
-                <w:color w:val="1B6B42"/>
-                <w:sz w:val="17"/>
-                <w:szCs w:val="17"/>
-              </w:rPr>
-              <w:t xml:space="preserve"> · </w:t>
-            </w:r>
-            <w:r>
-              <w:rPr>
-                <w:i/>
-                <w:iCs/>
-                <w:color w:val="1B6B42"/>
-                <w:sz w:val="17"/>
-                <w:szCs w:val="17"/>
-              </w:rPr>
-              <w:t>MS</w:t>
-            </w:r>
-            <w:r>
-              <w:rPr>
-                <w:i/>
-                <w:iCs/>
-                <w:color w:val="1B6B42"/>
-                <w:sz w:val="17"/>
-                <w:szCs w:val="17"/>
-              </w:rPr>
-              <w:t xml:space="preserve">SQL · </w:t>
-            </w:r>
-            <w:r>
-              <w:rPr>
-                <w:i/>
-                <w:iCs/>
-                <w:color w:val="1B6B42"/>
-                <w:sz w:val="17"/>
-                <w:szCs w:val="17"/>
-              </w:rPr>
-              <w:t>Bootstrap</w:t>
+              <w:t>ASP.NET Core · Angular · PostgreSQL · Multi-Tenant · Payment Gateway · SMS / Email</w:t>
             </w:r>
           </w:p>
           <w:p>
@@ -5081,37 +4944,14 @@
                 <w:numId w:val="2"/>
               </w:numPr>
               <w:spacing w:before="28" w:after="28"/>
+            </w:pPr>
+            <w:r>
               <w:rPr>
                 <w:color w:val="5C6170"/>
                 <w:sz w:val="19"/>
                 <w:szCs w:val="19"/>
               </w:rPr>
-            </w:pPr>
-            <w:r>
-              <w:rPr>
-                <w:color w:val="5C6170"/>
-                <w:sz w:val="19"/>
-                <w:szCs w:val="19"/>
-              </w:rPr>
-              <w:t xml:space="preserve">Contributed to </w:t>
-            </w:r>
-            <w:proofErr w:type="spellStart"/>
-            <w:r>
-              <w:rPr>
-                <w:color w:val="5C6170"/>
-                <w:sz w:val="19"/>
-                <w:szCs w:val="19"/>
-              </w:rPr>
-              <w:t>aPOP</w:t>
-            </w:r>
-            <w:proofErr w:type="spellEnd"/>
-            <w:r>
-              <w:rPr>
-                <w:color w:val="5C6170"/>
-                <w:sz w:val="19"/>
-                <w:szCs w:val="19"/>
-              </w:rPr>
-              <w:t xml:space="preserve"> — a full-featured ERP covering HR, Accounting, CRM, Inventory, Planning, and Production modules for enterprise clients.</w:t>
+              <w:t>Multi-branch platform covering admissions, attendance, scheduling, grading, fee collection, and certificate generation with per-branch branding and independent academic calendars.</w:t>
             </w:r>
           </w:p>
           <w:p>
@@ -5129,7 +4969,7 @@
                 <w:sz w:val="19"/>
                 <w:szCs w:val="19"/>
               </w:rPr>
-              <w:t>Developed and maintained core modules, resolved performance bottlenecks, and participated in client-facing requirements gathering and delivery.</w:t>
+              <w:t>Role-based portals for Admin, Teacher, Student, and Parent; automated SMS/email notifications for fee dues, results, and events.</w:t>
             </w:r>
           </w:p>
         </w:tc>

--- a/Kawser Hamid CV.docx
+++ b/Kawser Hamid CV.docx
@@ -5177,8 +5177,8 @@
       <w:pPr>
         <w:spacing w:before="200"/>
         <w:rPr>
-          <w:sz w:val="24"/>
-          <w:szCs w:val="24"/>
+          <w:sz w:val="26"/>
+          <w:szCs w:val="26"/>
         </w:rPr>
       </w:pPr>
     </w:p>
@@ -5268,7 +5268,7 @@
           <w:b/>
           <w:bCs/>
         </w:rPr>
-        <w:t>Microsoft Certified Solution Developer (MCSD)</w:t>
+        <w:t>Supply Chain Analytics Specialization</w:t>
       </w:r>
     </w:p>
     <w:p>
@@ -5281,7 +5281,23 @@
           <w:sz w:val="18"/>
           <w:szCs w:val="18"/>
         </w:rPr>
-        <w:t>Microsoft Corporation · ID: 12988101</w:t>
+        <w:t>Rutgers the State University of New Jersey</w:t>
+      </w:r>
+      <w:r>
+        <w:rPr>
+          <w:color w:val="5C6170"/>
+          <w:sz w:val="18"/>
+          <w:szCs w:val="18"/>
+        </w:rPr>
+        <w:t xml:space="preserve"> · </w:t>
+      </w:r>
+      <w:r>
+        <w:rPr>
+          <w:color w:val="5C6170"/>
+          <w:sz w:val="18"/>
+          <w:szCs w:val="18"/>
+        </w:rPr>
+        <w:t>Coursera</w:t>
       </w:r>
     </w:p>
     <w:p>
@@ -5293,7 +5309,7 @@
           <w:b/>
           <w:bCs/>
         </w:rPr>
-        <w:t>Microsoft Certified Professional (MCP) · MCSA</w:t>
+        <w:t>Microsoft Certified Solution Developer (MCSD)</w:t>
       </w:r>
     </w:p>
     <w:p>
@@ -5306,7 +5322,7 @@
           <w:sz w:val="18"/>
           <w:szCs w:val="18"/>
         </w:rPr>
-        <w:t>Microsoft Corporation</w:t>
+        <w:t>Microsoft Corporation · ID: 12988101</w:t>
       </w:r>
     </w:p>
     <w:p>
@@ -5318,7 +5334,7 @@
           <w:b/>
           <w:bCs/>
         </w:rPr>
-        <w:t>70-487: Developing Microsoft Azure &amp; Web Services</w:t>
+        <w:t>Microsoft Certified Professional (MCP) · MCSA</w:t>
       </w:r>
     </w:p>
     <w:p>
@@ -5343,7 +5359,7 @@
           <w:b/>
           <w:bCs/>
         </w:rPr>
-        <w:t>70-486: Developing ASP.NET MVC Web Applications</w:t>
+        <w:t>70-487: Developing Microsoft Azure &amp; Web Services</w:t>
       </w:r>
     </w:p>
     <w:p>
@@ -5368,7 +5384,7 @@
           <w:b/>
           <w:bCs/>
         </w:rPr>
-        <w:t>70-480: Programming in HTML5 with JavaScript &amp; CSS3</w:t>
+        <w:t>70-486: Developing ASP.NET MVC Web Applications</w:t>
       </w:r>
     </w:p>
     <w:p>
@@ -5393,7 +5409,7 @@
           <w:b/>
           <w:bCs/>
         </w:rPr>
-        <w:t>Professional Diploma — Enterprise Systems Analysis &amp; Design with C#.Net</w:t>
+        <w:t>70-480: Programming in HTML5 with JavaScript &amp; CSS3</w:t>
       </w:r>
     </w:p>
     <w:p>
@@ -5406,15 +5422,15 @@
           <w:sz w:val="18"/>
           <w:szCs w:val="18"/>
         </w:rPr>
-        <w:t>IDB-BISEW IT Scholarship · 2017 · Outstanding Academic Performance Award</w:t>
+        <w:t>Microsoft Corporation</w:t>
       </w:r>
     </w:p>
     <w:p>
       <w:pPr>
         <w:spacing w:before="200"/>
         <w:rPr>
-          <w:sz w:val="24"/>
-          <w:szCs w:val="24"/>
+          <w:sz w:val="26"/>
+          <w:szCs w:val="26"/>
         </w:rPr>
       </w:pPr>
     </w:p>
@@ -5630,8 +5646,8 @@
       <w:pPr>
         <w:spacing w:before="200"/>
         <w:rPr>
-          <w:sz w:val="24"/>
-          <w:szCs w:val="24"/>
+          <w:sz w:val="26"/>
+          <w:szCs w:val="26"/>
         </w:rPr>
       </w:pPr>
     </w:p>
@@ -5735,6 +5751,14 @@
           <w:szCs w:val="18"/>
         </w:rPr>
         <w:t>IDB-BISEW IT Scholarship · 2017</w:t>
+      </w:r>
+      <w:r>
+        <w:rPr>
+          <w:color w:val="5C6170"/>
+          <w:sz w:val="18"/>
+          <w:szCs w:val="18"/>
+        </w:rPr>
+        <w:t xml:space="preserve"> · Outstanding Academic Performance Award</w:t>
       </w:r>
     </w:p>
     <w:p>

--- a/Kawser Hamid CV.docx
+++ b/Kawser Hamid CV.docx
@@ -175,35 +175,7 @@
         <w:rPr>
           <w:color w:val="5C6170"/>
         </w:rPr>
-        <w:t xml:space="preserve">Software Engineer with 9+ years of experience designing and delivering production-grade systems across FinTech, </w:t>
-      </w:r>
-      <w:proofErr w:type="spellStart"/>
-      <w:r>
-        <w:rPr>
-          <w:color w:val="5C6170"/>
-        </w:rPr>
-        <w:t>GovTech</w:t>
-      </w:r>
-      <w:proofErr w:type="spellEnd"/>
-      <w:r>
-        <w:rPr>
-          <w:color w:val="5C6170"/>
-        </w:rPr>
-        <w:t xml:space="preserve">, ERP, EdTech, Healthcare, and SaaS. Expert in C# (.NET Core), Java Spring Boot, and Python — with a strong track record in Agent Banking, </w:t>
-      </w:r>
-      <w:proofErr w:type="spellStart"/>
-      <w:r>
-        <w:rPr>
-          <w:color w:val="5C6170"/>
-        </w:rPr>
-        <w:t>eKYC</w:t>
-      </w:r>
-      <w:proofErr w:type="spellEnd"/>
-      <w:r>
-        <w:rPr>
-          <w:color w:val="5C6170"/>
-        </w:rPr>
-        <w:t>, AML Compliance, and AI-driven analytics. Hands-on technical leader who architects scalable multi-tenant platforms, drives cross-team engineering decisions, and delivers complex freelance and enterprise projects end-to-end.</w:t>
+        <w:t>Software Engineer with 9+ years of experience designing and delivering production-grade systems across FinTech, GovTech, ERP, EdTech, Healthcare, and SaaS. Expert in C# (.NET Core), Java Spring Boot, and Python — with a strong track record in Agent Banking, eKYC, AML Compliance, and AI-driven analytics. Hands-on technical leader who architects scalable multi-tenant platforms, drives cross-team engineering decisions, and delivers complex freelance and enterprise projects end-to-end.</w:t>
       </w:r>
     </w:p>
     <w:p>
@@ -360,53 +332,12 @@
             </w:tcMar>
           </w:tcPr>
           <w:p>
-            <w:proofErr w:type="gramStart"/>
             <w:r>
               <w:rPr>
                 <w:sz w:val="19"/>
                 <w:szCs w:val="19"/>
               </w:rPr>
-              <w:t>C#  ·</w:t>
-            </w:r>
-            <w:proofErr w:type="gramEnd"/>
-            <w:r>
-              <w:rPr>
-                <w:sz w:val="19"/>
-                <w:szCs w:val="19"/>
-              </w:rPr>
-              <w:t xml:space="preserve">  </w:t>
-            </w:r>
-            <w:proofErr w:type="gramStart"/>
-            <w:r>
-              <w:rPr>
-                <w:sz w:val="19"/>
-                <w:szCs w:val="19"/>
-              </w:rPr>
-              <w:t>Java  ·</w:t>
-            </w:r>
-            <w:proofErr w:type="gramEnd"/>
-            <w:r>
-              <w:rPr>
-                <w:sz w:val="19"/>
-                <w:szCs w:val="19"/>
-              </w:rPr>
-              <w:t xml:space="preserve">  </w:t>
-            </w:r>
-            <w:proofErr w:type="gramStart"/>
-            <w:r>
-              <w:rPr>
-                <w:sz w:val="19"/>
-                <w:szCs w:val="19"/>
-              </w:rPr>
-              <w:t>Python  ·</w:t>
-            </w:r>
-            <w:proofErr w:type="gramEnd"/>
-            <w:r>
-              <w:rPr>
-                <w:sz w:val="19"/>
-                <w:szCs w:val="19"/>
-              </w:rPr>
-              <w:t xml:space="preserve">  JavaScript</w:t>
+              <w:t>C#  ·  Java  ·  Python  ·  JavaScript</w:t>
             </w:r>
           </w:p>
         </w:tc>
@@ -467,124 +398,42 @@
                 <w:sz w:val="19"/>
                 <w:szCs w:val="19"/>
               </w:rPr>
-              <w:t xml:space="preserve">ASP.NET </w:t>
-            </w:r>
-            <w:proofErr w:type="gramStart"/>
+              <w:t>ASP.NET Core</w:t>
+            </w:r>
             <w:r>
               <w:rPr>
                 <w:sz w:val="19"/>
                 <w:szCs w:val="19"/>
               </w:rPr>
-              <w:t>Core</w:t>
+              <w:t xml:space="preserve">  ·  </w:t>
             </w:r>
             <w:r>
               <w:rPr>
                 <w:sz w:val="19"/>
                 <w:szCs w:val="19"/>
               </w:rPr>
-              <w:t xml:space="preserve">  ·</w:t>
-            </w:r>
-            <w:proofErr w:type="gramEnd"/>
+              <w:t>.NET Framework</w:t>
+            </w:r>
             <w:r>
               <w:rPr>
                 <w:sz w:val="19"/>
                 <w:szCs w:val="19"/>
               </w:rPr>
-              <w:t xml:space="preserve">  </w:t>
+              <w:t xml:space="preserve">  ·  Spring Boot  ·  FastAPI</w:t>
             </w:r>
             <w:r>
               <w:rPr>
                 <w:sz w:val="19"/>
                 <w:szCs w:val="19"/>
               </w:rPr>
-              <w:t xml:space="preserve">.NET </w:t>
-            </w:r>
-            <w:proofErr w:type="gramStart"/>
+              <w:t xml:space="preserve">  ·  Django</w:t>
+            </w:r>
             <w:r>
               <w:rPr>
                 <w:sz w:val="19"/>
                 <w:szCs w:val="19"/>
               </w:rPr>
-              <w:t>Framework</w:t>
-            </w:r>
-            <w:r>
-              <w:rPr>
-                <w:sz w:val="19"/>
-                <w:szCs w:val="19"/>
-              </w:rPr>
-              <w:t xml:space="preserve">  ·</w:t>
-            </w:r>
-            <w:proofErr w:type="gramEnd"/>
-            <w:r>
-              <w:rPr>
-                <w:sz w:val="19"/>
-                <w:szCs w:val="19"/>
-              </w:rPr>
-              <w:t xml:space="preserve">  Spring </w:t>
-            </w:r>
-            <w:proofErr w:type="gramStart"/>
-            <w:r>
-              <w:rPr>
-                <w:sz w:val="19"/>
-                <w:szCs w:val="19"/>
-              </w:rPr>
-              <w:t>Boot  ·</w:t>
-            </w:r>
-            <w:proofErr w:type="gramEnd"/>
-            <w:r>
-              <w:rPr>
-                <w:sz w:val="19"/>
-                <w:szCs w:val="19"/>
-              </w:rPr>
-              <w:t xml:space="preserve">  </w:t>
-            </w:r>
-            <w:proofErr w:type="spellStart"/>
-            <w:proofErr w:type="gramStart"/>
-            <w:r>
-              <w:rPr>
-                <w:sz w:val="19"/>
-                <w:szCs w:val="19"/>
-              </w:rPr>
-              <w:t>FastAPI</w:t>
-            </w:r>
-            <w:proofErr w:type="spellEnd"/>
-            <w:r>
-              <w:rPr>
-                <w:sz w:val="19"/>
-                <w:szCs w:val="19"/>
-              </w:rPr>
-              <w:t xml:space="preserve">  ·</w:t>
-            </w:r>
-            <w:proofErr w:type="gramEnd"/>
-            <w:r>
-              <w:rPr>
-                <w:sz w:val="19"/>
-                <w:szCs w:val="19"/>
-              </w:rPr>
-              <w:t xml:space="preserve">  </w:t>
-            </w:r>
-            <w:proofErr w:type="gramStart"/>
-            <w:r>
-              <w:rPr>
-                <w:sz w:val="19"/>
-                <w:szCs w:val="19"/>
-              </w:rPr>
-              <w:t>Django</w:t>
-            </w:r>
-            <w:r>
-              <w:rPr>
-                <w:sz w:val="19"/>
-                <w:szCs w:val="19"/>
-              </w:rPr>
-              <w:t xml:space="preserve">  ·</w:t>
-            </w:r>
-            <w:proofErr w:type="gramEnd"/>
-            <w:r>
-              <w:rPr>
-                <w:sz w:val="19"/>
-                <w:szCs w:val="19"/>
-              </w:rPr>
-              <w:t xml:space="preserve">  Node.js</w:t>
+              <w:t xml:space="preserve">  ·  Node.js</w:t>
             </w:r>
           </w:p>
         </w:tc>
@@ -640,69 +489,12 @@
             </w:tcMar>
           </w:tcPr>
           <w:p>
-            <w:proofErr w:type="gramStart"/>
             <w:r>
               <w:rPr>
                 <w:sz w:val="19"/>
                 <w:szCs w:val="19"/>
               </w:rPr>
-              <w:t>React.js  ·</w:t>
-            </w:r>
-            <w:proofErr w:type="gramEnd"/>
-            <w:r>
-              <w:rPr>
-                <w:sz w:val="19"/>
-                <w:szCs w:val="19"/>
-              </w:rPr>
-              <w:t xml:space="preserve">  </w:t>
-            </w:r>
-            <w:proofErr w:type="gramStart"/>
-            <w:r>
-              <w:rPr>
-                <w:sz w:val="19"/>
-                <w:szCs w:val="19"/>
-              </w:rPr>
-              <w:t>Angular  ·</w:t>
-            </w:r>
-            <w:proofErr w:type="gramEnd"/>
-            <w:r>
-              <w:rPr>
-                <w:sz w:val="19"/>
-                <w:szCs w:val="19"/>
-              </w:rPr>
-              <w:t xml:space="preserve">  </w:t>
-            </w:r>
-            <w:proofErr w:type="gramStart"/>
-            <w:r>
-              <w:rPr>
-                <w:sz w:val="19"/>
-                <w:szCs w:val="19"/>
-              </w:rPr>
-              <w:t>AngularJS  ·</w:t>
-            </w:r>
-            <w:proofErr w:type="gramEnd"/>
-            <w:r>
-              <w:rPr>
-                <w:sz w:val="19"/>
-                <w:szCs w:val="19"/>
-              </w:rPr>
-              <w:t xml:space="preserve">  HTML5 / CSS</w:t>
-            </w:r>
-            <w:proofErr w:type="gramStart"/>
-            <w:r>
-              <w:rPr>
-                <w:sz w:val="19"/>
-                <w:szCs w:val="19"/>
-              </w:rPr>
-              <w:t>3  ·</w:t>
-            </w:r>
-            <w:proofErr w:type="gramEnd"/>
-            <w:r>
-              <w:rPr>
-                <w:sz w:val="19"/>
-                <w:szCs w:val="19"/>
-              </w:rPr>
-              <w:t xml:space="preserve">  Bootstrap</w:t>
+              <w:t>React.js  ·  Angular  ·  AngularJS  ·  HTML5 / CSS3  ·  Bootstrap</w:t>
             </w:r>
           </w:p>
         </w:tc>
@@ -763,87 +555,7 @@
                 <w:sz w:val="19"/>
                 <w:szCs w:val="19"/>
               </w:rPr>
-              <w:t xml:space="preserve">MS SQL </w:t>
-            </w:r>
-            <w:proofErr w:type="gramStart"/>
-            <w:r>
-              <w:rPr>
-                <w:sz w:val="19"/>
-                <w:szCs w:val="19"/>
-              </w:rPr>
-              <w:t>Server  ·</w:t>
-            </w:r>
-            <w:proofErr w:type="gramEnd"/>
-            <w:r>
-              <w:rPr>
-                <w:sz w:val="19"/>
-                <w:szCs w:val="19"/>
-              </w:rPr>
-              <w:t xml:space="preserve">  </w:t>
-            </w:r>
-            <w:proofErr w:type="gramStart"/>
-            <w:r>
-              <w:rPr>
-                <w:sz w:val="19"/>
-                <w:szCs w:val="19"/>
-              </w:rPr>
-              <w:t>Oracle  ·</w:t>
-            </w:r>
-            <w:proofErr w:type="gramEnd"/>
-            <w:r>
-              <w:rPr>
-                <w:sz w:val="19"/>
-                <w:szCs w:val="19"/>
-              </w:rPr>
-              <w:t xml:space="preserve">  MySQL / </w:t>
-            </w:r>
-            <w:proofErr w:type="gramStart"/>
-            <w:r>
-              <w:rPr>
-                <w:sz w:val="19"/>
-                <w:szCs w:val="19"/>
-              </w:rPr>
-              <w:t>MariaDB  ·</w:t>
-            </w:r>
-            <w:proofErr w:type="gramEnd"/>
-            <w:r>
-              <w:rPr>
-                <w:sz w:val="19"/>
-                <w:szCs w:val="19"/>
-              </w:rPr>
-              <w:t xml:space="preserve">  </w:t>
-            </w:r>
-            <w:proofErr w:type="gramStart"/>
-            <w:r>
-              <w:rPr>
-                <w:sz w:val="19"/>
-                <w:szCs w:val="19"/>
-              </w:rPr>
-              <w:t>PostgreSQL  ·</w:t>
-            </w:r>
-            <w:proofErr w:type="gramEnd"/>
-            <w:r>
-              <w:rPr>
-                <w:sz w:val="19"/>
-                <w:szCs w:val="19"/>
-              </w:rPr>
-              <w:t xml:space="preserve">  </w:t>
-            </w:r>
-            <w:proofErr w:type="gramStart"/>
-            <w:r>
-              <w:rPr>
-                <w:sz w:val="19"/>
-                <w:szCs w:val="19"/>
-              </w:rPr>
-              <w:t>MongoDB  ·</w:t>
-            </w:r>
-            <w:proofErr w:type="gramEnd"/>
-            <w:r>
-              <w:rPr>
-                <w:sz w:val="19"/>
-                <w:szCs w:val="19"/>
-              </w:rPr>
-              <w:t xml:space="preserve">  Redis</w:t>
+              <w:t>MS SQL Server  ·  Oracle  ·  MySQL / MariaDB  ·  PostgreSQL  ·  MongoDB  ·  Redis</w:t>
             </w:r>
           </w:p>
         </w:tc>
@@ -899,53 +611,12 @@
             </w:tcMar>
           </w:tcPr>
           <w:p>
-            <w:proofErr w:type="gramStart"/>
             <w:r>
               <w:rPr>
                 <w:sz w:val="19"/>
                 <w:szCs w:val="19"/>
               </w:rPr>
-              <w:t>Microservices  ·</w:t>
-            </w:r>
-            <w:proofErr w:type="gramEnd"/>
-            <w:r>
-              <w:rPr>
-                <w:sz w:val="19"/>
-                <w:szCs w:val="19"/>
-              </w:rPr>
-              <w:t xml:space="preserve">  Clean </w:t>
-            </w:r>
-            <w:proofErr w:type="gramStart"/>
-            <w:r>
-              <w:rPr>
-                <w:sz w:val="19"/>
-                <w:szCs w:val="19"/>
-              </w:rPr>
-              <w:t>Architecture  ·</w:t>
-            </w:r>
-            <w:proofErr w:type="gramEnd"/>
-            <w:r>
-              <w:rPr>
-                <w:sz w:val="19"/>
-                <w:szCs w:val="19"/>
-              </w:rPr>
-              <w:t xml:space="preserve">  REST / Web </w:t>
-            </w:r>
-            <w:proofErr w:type="gramStart"/>
-            <w:r>
-              <w:rPr>
-                <w:sz w:val="19"/>
-                <w:szCs w:val="19"/>
-              </w:rPr>
-              <w:t>API  ·</w:t>
-            </w:r>
-            <w:proofErr w:type="gramEnd"/>
-            <w:r>
-              <w:rPr>
-                <w:sz w:val="19"/>
-                <w:szCs w:val="19"/>
-              </w:rPr>
-              <w:t xml:space="preserve">  Multi-Tenancy</w:t>
+              <w:t>Microservices  ·  Clean Architecture  ·  REST / Web API  ·  Multi-Tenancy</w:t>
             </w:r>
           </w:p>
         </w:tc>
@@ -1006,39 +677,7 @@
                 <w:sz w:val="19"/>
                 <w:szCs w:val="19"/>
               </w:rPr>
-              <w:t xml:space="preserve">Apache </w:t>
-            </w:r>
-            <w:proofErr w:type="gramStart"/>
-            <w:r>
-              <w:rPr>
-                <w:sz w:val="19"/>
-                <w:szCs w:val="19"/>
-              </w:rPr>
-              <w:t>Kafka  ·</w:t>
-            </w:r>
-            <w:proofErr w:type="gramEnd"/>
-            <w:r>
-              <w:rPr>
-                <w:sz w:val="19"/>
-                <w:szCs w:val="19"/>
-              </w:rPr>
-              <w:t xml:space="preserve">  </w:t>
-            </w:r>
-            <w:proofErr w:type="gramStart"/>
-            <w:r>
-              <w:rPr>
-                <w:sz w:val="19"/>
-                <w:szCs w:val="19"/>
-              </w:rPr>
-              <w:t>RabbitMQ  ·</w:t>
-            </w:r>
-            <w:proofErr w:type="gramEnd"/>
-            <w:r>
-              <w:rPr>
-                <w:sz w:val="19"/>
-                <w:szCs w:val="19"/>
-              </w:rPr>
-              <w:t xml:space="preserve">  Elasticsearch</w:t>
+              <w:t>Apache Kafka  ·  RabbitMQ  ·  Elasticsearch</w:t>
             </w:r>
           </w:p>
         </w:tc>
@@ -1094,85 +733,12 @@
             </w:tcMar>
           </w:tcPr>
           <w:p>
-            <w:proofErr w:type="gramStart"/>
             <w:r>
               <w:rPr>
                 <w:sz w:val="19"/>
                 <w:szCs w:val="19"/>
               </w:rPr>
-              <w:t>Docker  ·</w:t>
-            </w:r>
-            <w:proofErr w:type="gramEnd"/>
-            <w:r>
-              <w:rPr>
-                <w:sz w:val="19"/>
-                <w:szCs w:val="19"/>
-              </w:rPr>
-              <w:t xml:space="preserve">  </w:t>
-            </w:r>
-            <w:proofErr w:type="gramStart"/>
-            <w:r>
-              <w:rPr>
-                <w:sz w:val="19"/>
-                <w:szCs w:val="19"/>
-              </w:rPr>
-              <w:t>Kubernetes  ·</w:t>
-            </w:r>
-            <w:proofErr w:type="gramEnd"/>
-            <w:r>
-              <w:rPr>
-                <w:sz w:val="19"/>
-                <w:szCs w:val="19"/>
-              </w:rPr>
-              <w:t xml:space="preserve">  GitHub / </w:t>
-            </w:r>
-            <w:proofErr w:type="gramStart"/>
-            <w:r>
-              <w:rPr>
-                <w:sz w:val="19"/>
-                <w:szCs w:val="19"/>
-              </w:rPr>
-              <w:t>GitLab  ·</w:t>
-            </w:r>
-            <w:proofErr w:type="gramEnd"/>
-            <w:r>
-              <w:rPr>
-                <w:sz w:val="19"/>
-                <w:szCs w:val="19"/>
-              </w:rPr>
-              <w:t xml:space="preserve">  </w:t>
-            </w:r>
-            <w:proofErr w:type="gramStart"/>
-            <w:r>
-              <w:rPr>
-                <w:sz w:val="19"/>
-                <w:szCs w:val="19"/>
-              </w:rPr>
-              <w:t>Grafana  ·</w:t>
-            </w:r>
-            <w:proofErr w:type="gramEnd"/>
-            <w:r>
-              <w:rPr>
-                <w:sz w:val="19"/>
-                <w:szCs w:val="19"/>
-              </w:rPr>
-              <w:t xml:space="preserve">  </w:t>
-            </w:r>
-            <w:proofErr w:type="gramStart"/>
-            <w:r>
-              <w:rPr>
-                <w:sz w:val="19"/>
-                <w:szCs w:val="19"/>
-              </w:rPr>
-              <w:t>Seq  ·</w:t>
-            </w:r>
-            <w:proofErr w:type="gramEnd"/>
-            <w:r>
-              <w:rPr>
-                <w:sz w:val="19"/>
-                <w:szCs w:val="19"/>
-              </w:rPr>
-              <w:t xml:space="preserve">  Jira</w:t>
+              <w:t>Docker  ·  Kubernetes  ·  GitHub / GitLab  ·  Grafana  ·  Seq  ·  Jira</w:t>
             </w:r>
           </w:p>
         </w:tc>
@@ -1233,71 +799,7 @@
                 <w:sz w:val="19"/>
                 <w:szCs w:val="19"/>
               </w:rPr>
-              <w:t xml:space="preserve">Claude </w:t>
-            </w:r>
-            <w:proofErr w:type="gramStart"/>
-            <w:r>
-              <w:rPr>
-                <w:sz w:val="19"/>
-                <w:szCs w:val="19"/>
-              </w:rPr>
-              <w:t>API  ·</w:t>
-            </w:r>
-            <w:proofErr w:type="gramEnd"/>
-            <w:r>
-              <w:rPr>
-                <w:sz w:val="19"/>
-                <w:szCs w:val="19"/>
-              </w:rPr>
-              <w:t xml:space="preserve">  OpenAI </w:t>
-            </w:r>
-            <w:proofErr w:type="gramStart"/>
-            <w:r>
-              <w:rPr>
-                <w:sz w:val="19"/>
-                <w:szCs w:val="19"/>
-              </w:rPr>
-              <w:t>API  ·</w:t>
-            </w:r>
-            <w:proofErr w:type="gramEnd"/>
-            <w:r>
-              <w:rPr>
-                <w:sz w:val="19"/>
-                <w:szCs w:val="19"/>
-              </w:rPr>
-              <w:t xml:space="preserve">  Gemini </w:t>
-            </w:r>
-            <w:proofErr w:type="gramStart"/>
-            <w:r>
-              <w:rPr>
-                <w:sz w:val="19"/>
-                <w:szCs w:val="19"/>
-              </w:rPr>
-              <w:t>API  ·</w:t>
-            </w:r>
-            <w:proofErr w:type="gramEnd"/>
-            <w:r>
-              <w:rPr>
-                <w:sz w:val="19"/>
-                <w:szCs w:val="19"/>
-              </w:rPr>
-              <w:t xml:space="preserve">   OCR / Vision </w:t>
-            </w:r>
-            <w:proofErr w:type="gramStart"/>
-            <w:r>
-              <w:rPr>
-                <w:sz w:val="19"/>
-                <w:szCs w:val="19"/>
-              </w:rPr>
-              <w:t>AI  ·</w:t>
-            </w:r>
-            <w:proofErr w:type="gramEnd"/>
-            <w:r>
-              <w:rPr>
-                <w:sz w:val="19"/>
-                <w:szCs w:val="19"/>
-              </w:rPr>
-              <w:t xml:space="preserve">  Biometric APIs</w:t>
+              <w:t>Claude API  ·  OpenAI API  ·  Gemini API  ·   OCR / Vision AI  ·  Biometric APIs</w:t>
             </w:r>
           </w:p>
         </w:tc>
@@ -1353,149 +855,26 @@
             </w:tcMar>
           </w:tcPr>
           <w:p>
-            <w:proofErr w:type="gramStart"/>
             <w:r>
               <w:rPr>
                 <w:sz w:val="19"/>
                 <w:szCs w:val="19"/>
               </w:rPr>
-              <w:t>FinTech  ·</w:t>
-            </w:r>
-            <w:proofErr w:type="gramEnd"/>
+              <w:t>FinTech  ·  Agent Banking  ·  eKYC  ·  AML</w:t>
+            </w:r>
             <w:r>
               <w:rPr>
                 <w:sz w:val="19"/>
                 <w:szCs w:val="19"/>
               </w:rPr>
-              <w:t xml:space="preserve">  Agent </w:t>
-            </w:r>
-            <w:proofErr w:type="gramStart"/>
+              <w:t xml:space="preserve"> </w:t>
+            </w:r>
             <w:r>
               <w:rPr>
                 <w:sz w:val="19"/>
                 <w:szCs w:val="19"/>
               </w:rPr>
-              <w:t>Banking  ·</w:t>
-            </w:r>
-            <w:proofErr w:type="gramEnd"/>
-            <w:r>
-              <w:rPr>
-                <w:sz w:val="19"/>
-                <w:szCs w:val="19"/>
-              </w:rPr>
-              <w:t xml:space="preserve">  </w:t>
-            </w:r>
-            <w:proofErr w:type="spellStart"/>
-            <w:proofErr w:type="gramStart"/>
-            <w:r>
-              <w:rPr>
-                <w:sz w:val="19"/>
-                <w:szCs w:val="19"/>
-              </w:rPr>
-              <w:t>eKYC</w:t>
-            </w:r>
-            <w:proofErr w:type="spellEnd"/>
-            <w:r>
-              <w:rPr>
-                <w:sz w:val="19"/>
-                <w:szCs w:val="19"/>
-              </w:rPr>
-              <w:t xml:space="preserve">  ·</w:t>
-            </w:r>
-            <w:proofErr w:type="gramEnd"/>
-            <w:r>
-              <w:rPr>
-                <w:sz w:val="19"/>
-                <w:szCs w:val="19"/>
-              </w:rPr>
-              <w:t xml:space="preserve">  </w:t>
-            </w:r>
-            <w:proofErr w:type="gramStart"/>
-            <w:r>
-              <w:rPr>
-                <w:sz w:val="19"/>
-                <w:szCs w:val="19"/>
-              </w:rPr>
-              <w:t>AML</w:t>
-            </w:r>
-            <w:r>
-              <w:rPr>
-                <w:sz w:val="19"/>
-                <w:szCs w:val="19"/>
-              </w:rPr>
-              <w:t xml:space="preserve"> </w:t>
-            </w:r>
-            <w:r>
-              <w:rPr>
-                <w:sz w:val="19"/>
-                <w:szCs w:val="19"/>
-              </w:rPr>
-              <w:t xml:space="preserve"> ·</w:t>
-            </w:r>
-            <w:proofErr w:type="gramEnd"/>
-            <w:r>
-              <w:rPr>
-                <w:sz w:val="19"/>
-                <w:szCs w:val="19"/>
-              </w:rPr>
-              <w:t xml:space="preserve">  </w:t>
-            </w:r>
-            <w:proofErr w:type="gramStart"/>
-            <w:r>
-              <w:rPr>
-                <w:sz w:val="19"/>
-                <w:szCs w:val="19"/>
-              </w:rPr>
-              <w:t>ERP  ·</w:t>
-            </w:r>
-            <w:proofErr w:type="gramEnd"/>
-            <w:r>
-              <w:rPr>
-                <w:sz w:val="19"/>
-                <w:szCs w:val="19"/>
-              </w:rPr>
-              <w:t xml:space="preserve">  </w:t>
-            </w:r>
-            <w:proofErr w:type="gramStart"/>
-            <w:r>
-              <w:rPr>
-                <w:sz w:val="19"/>
-                <w:szCs w:val="19"/>
-              </w:rPr>
-              <w:t>EdTech  ·</w:t>
-            </w:r>
-            <w:proofErr w:type="gramEnd"/>
-            <w:r>
-              <w:rPr>
-                <w:sz w:val="19"/>
-                <w:szCs w:val="19"/>
-              </w:rPr>
-              <w:t xml:space="preserve">  </w:t>
-            </w:r>
-            <w:proofErr w:type="spellStart"/>
-            <w:proofErr w:type="gramStart"/>
-            <w:r>
-              <w:rPr>
-                <w:sz w:val="19"/>
-                <w:szCs w:val="19"/>
-              </w:rPr>
-              <w:t>GovTech</w:t>
-            </w:r>
-            <w:proofErr w:type="spellEnd"/>
-            <w:r>
-              <w:rPr>
-                <w:sz w:val="19"/>
-                <w:szCs w:val="19"/>
-              </w:rPr>
-              <w:t xml:space="preserve">  ·</w:t>
-            </w:r>
-            <w:proofErr w:type="gramEnd"/>
-            <w:r>
-              <w:rPr>
-                <w:sz w:val="19"/>
-                <w:szCs w:val="19"/>
-              </w:rPr>
-              <w:t xml:space="preserve">  Healthcare</w:t>
+              <w:t xml:space="preserve"> ·  ERP  ·  EdTech  ·  GovTech  ·  Healthcare</w:t>
             </w:r>
           </w:p>
         </w:tc>
@@ -1556,55 +935,7 @@
                 <w:sz w:val="19"/>
                 <w:szCs w:val="19"/>
               </w:rPr>
-              <w:t xml:space="preserve">Agile / </w:t>
-            </w:r>
-            <w:proofErr w:type="gramStart"/>
-            <w:r>
-              <w:rPr>
-                <w:sz w:val="19"/>
-                <w:szCs w:val="19"/>
-              </w:rPr>
-              <w:t>Scrum  ·</w:t>
-            </w:r>
-            <w:proofErr w:type="gramEnd"/>
-            <w:r>
-              <w:rPr>
-                <w:sz w:val="19"/>
-                <w:szCs w:val="19"/>
-              </w:rPr>
-              <w:t xml:space="preserve">  </w:t>
-            </w:r>
-            <w:proofErr w:type="gramStart"/>
-            <w:r>
-              <w:rPr>
-                <w:sz w:val="19"/>
-                <w:szCs w:val="19"/>
-              </w:rPr>
-              <w:t>TDD  ·</w:t>
-            </w:r>
-            <w:proofErr w:type="gramEnd"/>
-            <w:r>
-              <w:rPr>
-                <w:sz w:val="19"/>
-                <w:szCs w:val="19"/>
-              </w:rPr>
-              <w:t xml:space="preserve">  Code </w:t>
-            </w:r>
-            <w:proofErr w:type="gramStart"/>
-            <w:r>
-              <w:rPr>
-                <w:sz w:val="19"/>
-                <w:szCs w:val="19"/>
-              </w:rPr>
-              <w:t>Review  ·</w:t>
-            </w:r>
-            <w:proofErr w:type="gramEnd"/>
-            <w:r>
-              <w:rPr>
-                <w:sz w:val="19"/>
-                <w:szCs w:val="19"/>
-              </w:rPr>
-              <w:t xml:space="preserve">  Technical Mentoring</w:t>
+              <w:t>Agile / Scrum  ·  TDD  ·  Code Review  ·  Technical Mentoring</w:t>
             </w:r>
           </w:p>
         </w:tc>
@@ -1823,25 +1154,7 @@
           <w:sz w:val="19"/>
           <w:szCs w:val="19"/>
         </w:rPr>
-        <w:t xml:space="preserve">Define and drive architectural direction for </w:t>
-      </w:r>
-      <w:proofErr w:type="spellStart"/>
-      <w:r>
-        <w:rPr>
-          <w:color w:val="5C6170"/>
-          <w:sz w:val="19"/>
-          <w:szCs w:val="19"/>
-        </w:rPr>
-        <w:t>wyzerp</w:t>
-      </w:r>
-      <w:proofErr w:type="spellEnd"/>
-      <w:r>
-        <w:rPr>
-          <w:color w:val="5C6170"/>
-          <w:sz w:val="19"/>
-          <w:szCs w:val="19"/>
-        </w:rPr>
-        <w:t>™ — an enterprise multi-tenant SaaS ERP (Finance, HRMS, SCM, LMS, Payroll) deployed on Cloud.</w:t>
+        <w:t>Define and drive architectural direction for wyzerp™ — an enterprise multi-tenant SaaS ERP (Finance, HRMS, SCM, LMS, Payroll) deployed on Cloud.</w:t>
       </w:r>
     </w:p>
     <w:p>
@@ -1877,25 +1190,7 @@
           <w:sz w:val="19"/>
           <w:szCs w:val="19"/>
         </w:rPr>
-        <w:t xml:space="preserve">Mentor engineers across the </w:t>
-      </w:r>
-      <w:proofErr w:type="spellStart"/>
-      <w:r>
-        <w:rPr>
-          <w:color w:val="5C6170"/>
-          <w:sz w:val="19"/>
-          <w:szCs w:val="19"/>
-        </w:rPr>
-        <w:t>organisation</w:t>
-      </w:r>
-      <w:proofErr w:type="spellEnd"/>
-      <w:r>
-        <w:rPr>
-          <w:color w:val="5C6170"/>
-          <w:sz w:val="19"/>
-          <w:szCs w:val="19"/>
-        </w:rPr>
-        <w:t>; continuously raise code quality and engineering culture.</w:t>
+        <w:t>Mentor engineers across the organisation; continuously raise code quality and engineering culture.</w:t>
       </w:r>
     </w:p>
     <w:p>
@@ -2132,25 +1427,7 @@
           <w:sz w:val="19"/>
           <w:szCs w:val="19"/>
         </w:rPr>
-        <w:t>Contributed to Digital Onboarding (</w:t>
-      </w:r>
-      <w:proofErr w:type="spellStart"/>
-      <w:r>
-        <w:rPr>
-          <w:color w:val="5C6170"/>
-          <w:sz w:val="19"/>
-          <w:szCs w:val="19"/>
-        </w:rPr>
-        <w:t>eKYC</w:t>
-      </w:r>
-      <w:proofErr w:type="spellEnd"/>
-      <w:r>
-        <w:rPr>
-          <w:color w:val="5C6170"/>
-          <w:sz w:val="19"/>
-          <w:szCs w:val="19"/>
-        </w:rPr>
-        <w:t>) and AML Compliance systems for banking clients.</w:t>
+        <w:t>Contributed to Digital Onboarding (eKYC) and AML Compliance systems for banking clients.</w:t>
       </w:r>
     </w:p>
     <w:p>
@@ -2237,7 +1514,6 @@
             </w:tcMar>
           </w:tcPr>
           <w:p>
-            <w:proofErr w:type="spellStart"/>
             <w:r>
               <w:rPr>
                 <w:b/>
@@ -2246,18 +1522,7 @@
                 <w:sz w:val="24"/>
                 <w:szCs w:val="24"/>
               </w:rPr>
-              <w:t>DataSoft</w:t>
-            </w:r>
-            <w:proofErr w:type="spellEnd"/>
-            <w:r>
-              <w:rPr>
-                <w:b/>
-                <w:bCs/>
-                <w:color w:val="111318"/>
-                <w:sz w:val="24"/>
-                <w:szCs w:val="24"/>
-              </w:rPr>
-              <w:t xml:space="preserve"> Systems Bangladesh Limited</w:t>
+              <w:t>DataSoft Systems Bangladesh Limited</w:t>
             </w:r>
           </w:p>
         </w:tc>
@@ -2383,25 +1648,7 @@
           <w:sz w:val="19"/>
           <w:szCs w:val="19"/>
         </w:rPr>
-        <w:t xml:space="preserve">Digital Onboarding &amp; </w:t>
-      </w:r>
-      <w:proofErr w:type="spellStart"/>
-      <w:r>
-        <w:rPr>
-          <w:color w:val="5C6170"/>
-          <w:sz w:val="19"/>
-          <w:szCs w:val="19"/>
-        </w:rPr>
-        <w:t>eKYC</w:t>
-      </w:r>
-      <w:proofErr w:type="spellEnd"/>
-      <w:r>
-        <w:rPr>
-          <w:color w:val="5C6170"/>
-          <w:sz w:val="19"/>
-          <w:szCs w:val="19"/>
-        </w:rPr>
-        <w:t>: AI-driven platform using OCR, face matching, and fingerprint biometrics — reduced customer onboarding from days to minutes. Stack: Python, ASP.NET Core.</w:t>
+        <w:t>Digital Onboarding &amp; eKYC: AI-driven platform using OCR, face matching, and fingerprint biometrics — reduced customer onboarding from days to minutes. Stack: Python, ASP.NET Core.</w:t>
       </w:r>
     </w:p>
     <w:p>
@@ -2576,25 +1823,7 @@
           <w:sz w:val="19"/>
           <w:szCs w:val="19"/>
         </w:rPr>
-        <w:t xml:space="preserve">Contributed to </w:t>
-      </w:r>
-      <w:proofErr w:type="spellStart"/>
-      <w:r>
-        <w:rPr>
-          <w:color w:val="5C6170"/>
-          <w:sz w:val="19"/>
-          <w:szCs w:val="19"/>
-        </w:rPr>
-        <w:t>aPOP</w:t>
-      </w:r>
-      <w:proofErr w:type="spellEnd"/>
-      <w:r>
-        <w:rPr>
-          <w:color w:val="5C6170"/>
-          <w:sz w:val="19"/>
-          <w:szCs w:val="19"/>
-        </w:rPr>
-        <w:t xml:space="preserve"> ERP covering HR, Accounting, CRM, Inventory, Planning, and Production. Stack: ASP.NET MVC, MSSQL, AngularJS.</w:t>
+        <w:t>Contributed to aPOP ERP covering HR, Accounting, CRM, Inventory, Planning, and Production. Stack: ASP.NET MVC, MSSQL, AngularJS.</w:t>
       </w:r>
     </w:p>
     <w:p>
@@ -2887,7 +2116,6 @@
               </w:tabs>
               <w:spacing w:after="40"/>
             </w:pPr>
-            <w:proofErr w:type="spellStart"/>
             <w:r>
               <w:rPr>
                 <w:b/>
@@ -2896,18 +2124,7 @@
                 <w:sz w:val="21"/>
                 <w:szCs w:val="21"/>
               </w:rPr>
-              <w:t>wyzerp</w:t>
-            </w:r>
-            <w:proofErr w:type="spellEnd"/>
-            <w:r>
-              <w:rPr>
-                <w:b/>
-                <w:bCs/>
-                <w:color w:val="111318"/>
-                <w:sz w:val="21"/>
-                <w:szCs w:val="21"/>
-              </w:rPr>
-              <w:t>™ — Enterprise SaaS ERP Platform</w:t>
+              <w:t>wyzerp™ — Enterprise SaaS ERP Platform</w:t>
             </w:r>
             <w:r>
               <w:tab/>
@@ -3343,29 +2560,7 @@
                 <w:sz w:val="21"/>
                 <w:szCs w:val="21"/>
               </w:rPr>
-              <w:t xml:space="preserve">Digital Onboarding &amp; </w:t>
-            </w:r>
-            <w:proofErr w:type="spellStart"/>
-            <w:r>
-              <w:rPr>
-                <w:b/>
-                <w:bCs/>
-                <w:color w:val="111318"/>
-                <w:sz w:val="21"/>
-                <w:szCs w:val="21"/>
-              </w:rPr>
-              <w:t>eKYC</w:t>
-            </w:r>
-            <w:proofErr w:type="spellEnd"/>
-            <w:r>
-              <w:rPr>
-                <w:b/>
-                <w:bCs/>
-                <w:color w:val="111318"/>
-                <w:sz w:val="21"/>
-                <w:szCs w:val="21"/>
-              </w:rPr>
-              <w:t xml:space="preserve"> Solution</w:t>
+              <w:t>Digital Onboarding &amp; eKYC Solution</w:t>
             </w:r>
             <w:r>
               <w:tab/>
@@ -3401,25 +2596,7 @@
                 <w:sz w:val="19"/>
                 <w:szCs w:val="19"/>
               </w:rPr>
-              <w:t xml:space="preserve">AI-driven </w:t>
-            </w:r>
-            <w:proofErr w:type="spellStart"/>
-            <w:r>
-              <w:rPr>
-                <w:color w:val="5C6170"/>
-                <w:sz w:val="19"/>
-                <w:szCs w:val="19"/>
-              </w:rPr>
-              <w:t>eKYC</w:t>
-            </w:r>
-            <w:proofErr w:type="spellEnd"/>
-            <w:r>
-              <w:rPr>
-                <w:color w:val="5C6170"/>
-                <w:sz w:val="19"/>
-                <w:szCs w:val="19"/>
-              </w:rPr>
-              <w:t xml:space="preserve"> platform using OCR, face matching, and fingerprint biometrics — reduced customer onboarding from days to minutes.</w:t>
+              <w:t>AI-driven eKYC platform using OCR, face matching, and fingerprint biometrics — reduced customer onboarding from days to minutes.</w:t>
             </w:r>
           </w:p>
           <w:p>
@@ -3801,7 +2978,6 @@
               </w:tabs>
               <w:spacing w:after="40"/>
             </w:pPr>
-            <w:proofErr w:type="spellStart"/>
             <w:r>
               <w:rPr>
                 <w:b/>
@@ -3810,18 +2986,7 @@
                 <w:sz w:val="21"/>
                 <w:szCs w:val="21"/>
               </w:rPr>
-              <w:t>aPOP</w:t>
-            </w:r>
-            <w:proofErr w:type="spellEnd"/>
-            <w:r>
-              <w:rPr>
-                <w:b/>
-                <w:bCs/>
-                <w:color w:val="111318"/>
-                <w:sz w:val="21"/>
-                <w:szCs w:val="21"/>
-              </w:rPr>
-              <w:t xml:space="preserve"> — Full-Featured ERP System</w:t>
+              <w:t>aPOP — Full-Featured ERP System</w:t>
             </w:r>
             <w:r>
               <w:tab/>
@@ -3862,25 +3027,7 @@
                 <w:sz w:val="19"/>
                 <w:szCs w:val="19"/>
               </w:rPr>
-              <w:t xml:space="preserve">Contributed to </w:t>
-            </w:r>
-            <w:proofErr w:type="spellStart"/>
-            <w:r>
-              <w:rPr>
-                <w:color w:val="5C6170"/>
-                <w:sz w:val="19"/>
-                <w:szCs w:val="19"/>
-              </w:rPr>
-              <w:t>aPOP</w:t>
-            </w:r>
-            <w:proofErr w:type="spellEnd"/>
-            <w:r>
-              <w:rPr>
-                <w:color w:val="5C6170"/>
-                <w:sz w:val="19"/>
-                <w:szCs w:val="19"/>
-              </w:rPr>
-              <w:t xml:space="preserve"> — a full-featured ERP covering HR, Accounting, CRM, Inventory, Planning, and Production modules for enterprise clients.</w:t>
+              <w:t>Contributed to aPOP — a full-featured ERP covering HR, Accounting, CRM, Inventory, Planning, and Production modules for enterprise clients.</w:t>
             </w:r>
           </w:p>
           <w:p>
@@ -3978,7 +3125,6 @@
               </w:tabs>
               <w:spacing w:after="40"/>
             </w:pPr>
-            <w:proofErr w:type="spellStart"/>
             <w:r>
               <w:rPr>
                 <w:b/>
@@ -3987,18 +3133,7 @@
                 <w:sz w:val="21"/>
                 <w:szCs w:val="21"/>
               </w:rPr>
-              <w:t>EduFlex</w:t>
-            </w:r>
-            <w:proofErr w:type="spellEnd"/>
-            <w:r>
-              <w:rPr>
-                <w:b/>
-                <w:bCs/>
-                <w:color w:val="111318"/>
-                <w:sz w:val="21"/>
-                <w:szCs w:val="21"/>
-              </w:rPr>
-              <w:t xml:space="preserve"> — Digital Learning Management Portal</w:t>
+              <w:t>EduFlex — Digital Learning Management Portal</w:t>
             </w:r>
             <w:r>
               <w:tab/>
@@ -4016,29 +3151,7 @@
                 <w:sz w:val="17"/>
                 <w:szCs w:val="17"/>
               </w:rPr>
-              <w:t xml:space="preserve">Node.js · React.js · MySQL · Zoom API · </w:t>
-            </w:r>
-            <w:proofErr w:type="spellStart"/>
-            <w:r>
-              <w:rPr>
-                <w:i/>
-                <w:iCs/>
-                <w:color w:val="1B6B42"/>
-                <w:sz w:val="17"/>
-                <w:szCs w:val="17"/>
-              </w:rPr>
-              <w:t>SSLCommerz</w:t>
-            </w:r>
-            <w:proofErr w:type="spellEnd"/>
-            <w:r>
-              <w:rPr>
-                <w:i/>
-                <w:iCs/>
-                <w:color w:val="1B6B42"/>
-                <w:sz w:val="17"/>
-                <w:szCs w:val="17"/>
-              </w:rPr>
-              <w:t xml:space="preserve"> · Trinity Similarity</w:t>
+              <w:t>Node.js · React.js · MySQL · Zoom API · SSLCommerz · Trinity Similarity</w:t>
             </w:r>
           </w:p>
           <w:p>
@@ -4056,25 +3169,7 @@
                 <w:sz w:val="19"/>
                 <w:szCs w:val="19"/>
               </w:rPr>
-              <w:t xml:space="preserve">Full LMS for BIM: course management, live class scheduling via Zoom API, </w:t>
-            </w:r>
-            <w:proofErr w:type="spellStart"/>
-            <w:r>
-              <w:rPr>
-                <w:color w:val="5C6170"/>
-                <w:sz w:val="19"/>
-                <w:szCs w:val="19"/>
-              </w:rPr>
-              <w:t>SSLCommerz</w:t>
-            </w:r>
-            <w:proofErr w:type="spellEnd"/>
-            <w:r>
-              <w:rPr>
-                <w:color w:val="5C6170"/>
-                <w:sz w:val="19"/>
-                <w:szCs w:val="19"/>
-              </w:rPr>
-              <w:t xml:space="preserve"> payment gateway, proctored exam engine with auto-grading, and automated certificate generation.</w:t>
+              <w:t>Full LMS for BIM: course management, live class scheduling via Zoom API, SSLCommerz payment gateway, proctored exam engine with auto-grading, and automated certificate generation.</w:t>
             </w:r>
           </w:p>
           <w:p>
@@ -4092,25 +3187,7 @@
                 <w:sz w:val="19"/>
                 <w:szCs w:val="19"/>
               </w:rPr>
-              <w:t xml:space="preserve">Multi-role portal (Admin, Instructor, Student) deployed for BIM's national professional training </w:t>
-            </w:r>
-            <w:proofErr w:type="spellStart"/>
-            <w:r>
-              <w:rPr>
-                <w:color w:val="5C6170"/>
-                <w:sz w:val="19"/>
-                <w:szCs w:val="19"/>
-              </w:rPr>
-              <w:t>programmes</w:t>
-            </w:r>
-            <w:proofErr w:type="spellEnd"/>
-            <w:r>
-              <w:rPr>
-                <w:color w:val="5C6170"/>
-                <w:sz w:val="19"/>
-                <w:szCs w:val="19"/>
-              </w:rPr>
-              <w:t>.</w:t>
+              <w:t>Multi-role portal (Admin, Instructor, Student) deployed for BIM's national professional training programmes.</w:t>
             </w:r>
           </w:p>
         </w:tc>
@@ -4272,25 +3349,7 @@
                 <w:sz w:val="19"/>
                 <w:szCs w:val="19"/>
               </w:rPr>
-              <w:t>Multi-tenant with per-</w:t>
-            </w:r>
-            <w:proofErr w:type="spellStart"/>
-            <w:r>
-              <w:rPr>
-                <w:color w:val="5C6170"/>
-                <w:sz w:val="19"/>
-                <w:szCs w:val="19"/>
-              </w:rPr>
-              <w:t>organisation</w:t>
-            </w:r>
-            <w:proofErr w:type="spellEnd"/>
-            <w:r>
-              <w:rPr>
-                <w:color w:val="5C6170"/>
-                <w:sz w:val="19"/>
-                <w:szCs w:val="19"/>
-              </w:rPr>
-              <w:t xml:space="preserve"> fleet configurations, alert thresholds, and branded portals.</w:t>
+              <w:t>Multi-tenant with per-organisation fleet configurations, alert thresholds, and branded portals.</w:t>
             </w:r>
           </w:p>
         </w:tc>
@@ -4606,29 +3665,7 @@
                 <w:sz w:val="17"/>
                 <w:szCs w:val="17"/>
               </w:rPr>
-              <w:t xml:space="preserve">Python </w:t>
-            </w:r>
-            <w:proofErr w:type="spellStart"/>
-            <w:r>
-              <w:rPr>
-                <w:i/>
-                <w:iCs/>
-                <w:color w:val="1B6B42"/>
-                <w:sz w:val="17"/>
-                <w:szCs w:val="17"/>
-              </w:rPr>
-              <w:t>FastAPI</w:t>
-            </w:r>
-            <w:proofErr w:type="spellEnd"/>
-            <w:r>
-              <w:rPr>
-                <w:i/>
-                <w:iCs/>
-                <w:color w:val="1B6B42"/>
-                <w:sz w:val="17"/>
-                <w:szCs w:val="17"/>
-              </w:rPr>
-              <w:t xml:space="preserve"> · React.js · PostgreSQL · Pandas / SciPy · Data Analytics</w:t>
+              <w:t>Python FastAPI · React.js · PostgreSQL · Pandas / SciPy · Data Analytics</w:t>
             </w:r>
           </w:p>
           <w:p>
@@ -5097,23 +4134,13 @@
               </w:numPr>
               <w:spacing w:before="28" w:after="28"/>
             </w:pPr>
-            <w:proofErr w:type="spellStart"/>
             <w:r>
               <w:rPr>
                 <w:color w:val="5C6170"/>
                 <w:sz w:val="19"/>
                 <w:szCs w:val="19"/>
               </w:rPr>
-              <w:t>saas</w:t>
-            </w:r>
-            <w:proofErr w:type="spellEnd"/>
-            <w:r>
-              <w:rPr>
-                <w:color w:val="5C6170"/>
-                <w:sz w:val="19"/>
-                <w:szCs w:val="19"/>
-              </w:rPr>
-              <w:t>-base — Production-ready multi-tenant SaaS foundation widely used as a starting point for enterprise SaaS projects.</w:t>
+              <w:t>saas-base — Production-ready multi-tenant SaaS foundation widely used as a starting point for enterprise SaaS projects.</w:t>
             </w:r>
           </w:p>
           <w:p>
@@ -5149,25 +4176,7 @@
                 <w:sz w:val="19"/>
                 <w:szCs w:val="19"/>
               </w:rPr>
-              <w:t>web-</w:t>
-            </w:r>
-            <w:proofErr w:type="spellStart"/>
-            <w:r>
-              <w:rPr>
-                <w:color w:val="5C6170"/>
-                <w:sz w:val="19"/>
-                <w:szCs w:val="19"/>
-              </w:rPr>
-              <w:t>api</w:t>
-            </w:r>
-            <w:proofErr w:type="spellEnd"/>
-            <w:r>
-              <w:rPr>
-                <w:color w:val="5C6170"/>
-                <w:sz w:val="19"/>
-                <w:szCs w:val="19"/>
-              </w:rPr>
-              <w:t>-project (100+ ★) — Practical Web API boilerplate with best-practice patterns for production-grade .NET REST API development.</w:t>
+              <w:t>web-api-project (100+ ★) — Practical Web API boilerplate with best-practice patterns for production-grade .NET REST API development.</w:t>
             </w:r>
           </w:p>
         </w:tc>
@@ -5270,6 +4279,55 @@
         </w:rPr>
         <w:t>Supply Chain Analytics Specialization</w:t>
       </w:r>
+      <w:r>
+        <w:rPr>
+          <w:b/>
+          <w:bCs/>
+        </w:rPr>
+        <w:t xml:space="preserve"> </w:t>
+      </w:r>
+      <w:r>
+        <w:rPr>
+          <w:b/>
+          <w:bCs/>
+        </w:rPr>
+        <w:t xml:space="preserve">- </w:t>
+      </w:r>
+      <w:r>
+        <w:rPr>
+          <w:b/>
+          <w:bCs/>
+        </w:rPr>
+        <w:t xml:space="preserve">6 </w:t>
+      </w:r>
+      <w:r>
+        <w:rPr>
+          <w:b/>
+          <w:bCs/>
+        </w:rPr>
+        <w:t>C</w:t>
+      </w:r>
+      <w:r>
+        <w:rPr>
+          <w:b/>
+          <w:bCs/>
+        </w:rPr>
+        <w:t xml:space="preserve">ourses </w:t>
+      </w:r>
+      <w:r>
+        <w:rPr>
+          <w:b/>
+          <w:bCs/>
+        </w:rPr>
+        <w:t>C</w:t>
+      </w:r>
+      <w:r>
+        <w:rPr>
+          <w:b/>
+          <w:bCs/>
+        </w:rPr>
+        <w:t>ompleted</w:t>
+      </w:r>
     </w:p>
     <w:p>
       <w:pPr>
@@ -5281,7 +4339,7 @@
           <w:sz w:val="18"/>
           <w:szCs w:val="18"/>
         </w:rPr>
-        <w:t>Rutgers the State University of New Jersey</w:t>
+        <w:t xml:space="preserve">Rutgers University </w:t>
       </w:r>
       <w:r>
         <w:rPr>
@@ -5289,7 +4347,7 @@
           <w:sz w:val="18"/>
           <w:szCs w:val="18"/>
         </w:rPr>
-        <w:t xml:space="preserve"> · </w:t>
+        <w:t xml:space="preserve">· </w:t>
       </w:r>
       <w:r>
         <w:rPr>
@@ -5527,94 +4585,38 @@
       <w:pPr>
         <w:spacing w:after="60"/>
       </w:pPr>
-      <w:proofErr w:type="spellStart"/>
       <w:r>
         <w:rPr>
           <w:color w:val="5C6170"/>
           <w:sz w:val="18"/>
           <w:szCs w:val="18"/>
         </w:rPr>
-        <w:t>DataSoft</w:t>
-      </w:r>
-      <w:proofErr w:type="spellEnd"/>
+        <w:t>DataSoft Systems Bangladesh Ltd · Recognised 2023</w:t>
+      </w:r>
+    </w:p>
+    <w:p>
+      <w:pPr>
+        <w:spacing w:before="100" w:after="20"/>
+      </w:pPr>
+      <w:r>
+        <w:rPr>
+          <w:b/>
+          <w:bCs/>
+        </w:rPr>
+        <w:t>Top Performer of the Year — 2021</w:t>
+      </w:r>
+    </w:p>
+    <w:p>
+      <w:pPr>
+        <w:spacing w:after="60"/>
+      </w:pPr>
       <w:r>
         <w:rPr>
           <w:color w:val="5C6170"/>
           <w:sz w:val="18"/>
           <w:szCs w:val="18"/>
         </w:rPr>
-        <w:t xml:space="preserve"> Systems Bangladesh Ltd · </w:t>
-      </w:r>
-      <w:proofErr w:type="spellStart"/>
-      <w:r>
-        <w:rPr>
-          <w:color w:val="5C6170"/>
-          <w:sz w:val="18"/>
-          <w:szCs w:val="18"/>
-        </w:rPr>
-        <w:t>Recognised</w:t>
-      </w:r>
-      <w:proofErr w:type="spellEnd"/>
-      <w:r>
-        <w:rPr>
-          <w:color w:val="5C6170"/>
-          <w:sz w:val="18"/>
-          <w:szCs w:val="18"/>
-        </w:rPr>
-        <w:t xml:space="preserve"> 2023</w:t>
-      </w:r>
-    </w:p>
-    <w:p>
-      <w:pPr>
-        <w:spacing w:before="100" w:after="20"/>
-      </w:pPr>
-      <w:r>
-        <w:rPr>
-          <w:b/>
-          <w:bCs/>
-        </w:rPr>
-        <w:t>Top Performer of the Year — 2021</w:t>
-      </w:r>
-    </w:p>
-    <w:p>
-      <w:pPr>
-        <w:spacing w:after="60"/>
-      </w:pPr>
-      <w:proofErr w:type="spellStart"/>
-      <w:r>
-        <w:rPr>
-          <w:color w:val="5C6170"/>
-          <w:sz w:val="18"/>
-          <w:szCs w:val="18"/>
-        </w:rPr>
-        <w:t>DataSoft</w:t>
-      </w:r>
-      <w:proofErr w:type="spellEnd"/>
-      <w:r>
-        <w:rPr>
-          <w:color w:val="5C6170"/>
-          <w:sz w:val="18"/>
-          <w:szCs w:val="18"/>
-        </w:rPr>
-        <w:t xml:space="preserve"> Systems Bangladesh Ltd · </w:t>
-      </w:r>
-      <w:proofErr w:type="spellStart"/>
-      <w:r>
-        <w:rPr>
-          <w:color w:val="5C6170"/>
-          <w:sz w:val="18"/>
-          <w:szCs w:val="18"/>
-        </w:rPr>
-        <w:t>Recognised</w:t>
-      </w:r>
-      <w:proofErr w:type="spellEnd"/>
-      <w:r>
-        <w:rPr>
-          <w:color w:val="5C6170"/>
-          <w:sz w:val="18"/>
-          <w:szCs w:val="18"/>
-        </w:rPr>
-        <w:t xml:space="preserve"> 2022</w:t>
+        <w:t>DataSoft Systems Bangladesh Ltd · Recognised 2022</w:t>
       </w:r>
     </w:p>
     <w:p>
@@ -6459,6 +5461,7 @@
   <w:style w:type="character" w:default="1" w:styleId="DefaultParagraphFont">
     <w:name w:val="Default Paragraph Font"/>
     <w:uiPriority w:val="1"/>
+    <w:semiHidden/>
     <w:unhideWhenUsed/>
   </w:style>
   <w:style w:type="table" w:default="1" w:styleId="TableNormal">
